--- a/LabExercises-Sem1/2025166043-DSLaboratory.docx
+++ b/LabExercises-Sem1/2025166043-DSLaboratory.docx
@@ -49,55 +49,222 @@
           </w:p>
           <w:p>
             <w:r>
-              <w:t>import os</w:t>
-            </w:r>
+              <w:t xml:space="preserve">import </w:t>
+            </w:r>
+            <w:proofErr w:type="spellStart"/>
+            <w:r>
+              <w:t>os</w:t>
+            </w:r>
+            <w:proofErr w:type="spellEnd"/>
           </w:p>
           <w:p/>
           <w:p>
             <w:r>
-              <w:t># ImportDataFiles</w:t>
-            </w:r>
-          </w:p>
-          <w:p>
-            <w:r>
-              <w:t>base_dir = os.path.dirname(os.path.abspath(__file__))</w:t>
-            </w:r>
-          </w:p>
-          <w:p>
-            <w:r>
-              <w:t>file_path = os.path.join(base_dir, '..', 'dataset', 'cancer.csv')</w:t>
+              <w:t xml:space="preserve"># </w:t>
+            </w:r>
+            <w:proofErr w:type="spellStart"/>
+            <w:r>
+              <w:t>ImportDataFiles</w:t>
+            </w:r>
+            <w:proofErr w:type="spellEnd"/>
+          </w:p>
+          <w:p>
+            <w:proofErr w:type="spellStart"/>
+            <w:r>
+              <w:t>base_dir</w:t>
+            </w:r>
+            <w:proofErr w:type="spellEnd"/>
+            <w:r>
+              <w:t xml:space="preserve"> = </w:t>
+            </w:r>
+            <w:proofErr w:type="spellStart"/>
+            <w:proofErr w:type="gramStart"/>
+            <w:r>
+              <w:t>os.path</w:t>
+            </w:r>
+            <w:proofErr w:type="gramEnd"/>
+            <w:r>
+              <w:t>.dirname</w:t>
+            </w:r>
+            <w:proofErr w:type="spellEnd"/>
+            <w:r>
+              <w:t>(</w:t>
+            </w:r>
+            <w:proofErr w:type="spellStart"/>
+            <w:proofErr w:type="gramStart"/>
+            <w:r>
+              <w:t>os.path</w:t>
+            </w:r>
+            <w:proofErr w:type="gramEnd"/>
+            <w:r>
+              <w:t>.abspath</w:t>
+            </w:r>
+            <w:proofErr w:type="spellEnd"/>
+            <w:r>
+              <w:t>(__file__))</w:t>
+            </w:r>
+          </w:p>
+          <w:p>
+            <w:proofErr w:type="spellStart"/>
+            <w:r>
+              <w:t>file_path</w:t>
+            </w:r>
+            <w:proofErr w:type="spellEnd"/>
+            <w:r>
+              <w:t xml:space="preserve"> = </w:t>
+            </w:r>
+            <w:proofErr w:type="spellStart"/>
+            <w:proofErr w:type="gramStart"/>
+            <w:r>
+              <w:t>os.path</w:t>
+            </w:r>
+            <w:proofErr w:type="gramEnd"/>
+            <w:r>
+              <w:t>.</w:t>
+            </w:r>
+            <w:proofErr w:type="gramStart"/>
+            <w:r>
+              <w:t>join</w:t>
+            </w:r>
+            <w:proofErr w:type="spellEnd"/>
+            <w:r>
+              <w:t>(</w:t>
+            </w:r>
+            <w:proofErr w:type="spellStart"/>
+            <w:proofErr w:type="gramEnd"/>
+            <w:r>
+              <w:t>base_dir</w:t>
+            </w:r>
+            <w:proofErr w:type="spellEnd"/>
+            <w:r>
+              <w:t>, '..', 'dataset', 'cancer.csv')</w:t>
             </w:r>
           </w:p>
           <w:p/>
           <w:p>
-            <w:r>
-              <w:t>df = pd.read_csv(file_path)</w:t>
-            </w:r>
-          </w:p>
-          <w:p>
-            <w:r>
-              <w:t>print(df.head())</w:t>
+            <w:proofErr w:type="spellStart"/>
+            <w:r>
+              <w:t>df</w:t>
+            </w:r>
+            <w:proofErr w:type="spellEnd"/>
+            <w:r>
+              <w:t xml:space="preserve"> = </w:t>
+            </w:r>
+            <w:proofErr w:type="spellStart"/>
+            <w:proofErr w:type="gramStart"/>
+            <w:r>
+              <w:t>pd.read</w:t>
+            </w:r>
+            <w:proofErr w:type="gramEnd"/>
+            <w:r>
+              <w:t>_csv</w:t>
+            </w:r>
+            <w:proofErr w:type="spellEnd"/>
+            <w:r>
+              <w:t>(</w:t>
+            </w:r>
+            <w:proofErr w:type="spellStart"/>
+            <w:r>
+              <w:t>file_path</w:t>
+            </w:r>
+            <w:proofErr w:type="spellEnd"/>
+            <w:r>
+              <w:t>)</w:t>
+            </w:r>
+          </w:p>
+          <w:p>
+            <w:r>
+              <w:t>print(</w:t>
+            </w:r>
+            <w:proofErr w:type="spellStart"/>
+            <w:proofErr w:type="gramStart"/>
+            <w:r>
+              <w:t>df.head</w:t>
+            </w:r>
+            <w:proofErr w:type="spellEnd"/>
+            <w:proofErr w:type="gramEnd"/>
+            <w:r>
+              <w:t>())</w:t>
             </w:r>
           </w:p>
           <w:p/>
           <w:p>
             <w:r>
-              <w:t># ExportDataFiles</w:t>
-            </w:r>
-          </w:p>
-          <w:p>
-            <w:r>
-              <w:t>with open("output/output.txt", "w") as f:</w:t>
-            </w:r>
-          </w:p>
-          <w:p>
-            <w:r>
-              <w:t>    f.write("Hello World\n")</w:t>
-            </w:r>
-          </w:p>
-          <w:p>
-            <w:r>
-              <w:t>    f.write(df.head().to_string())</w:t>
+              <w:t xml:space="preserve"># </w:t>
+            </w:r>
+            <w:proofErr w:type="spellStart"/>
+            <w:r>
+              <w:t>ExportDataFiles</w:t>
+            </w:r>
+            <w:proofErr w:type="spellEnd"/>
+          </w:p>
+          <w:p>
+            <w:r>
+              <w:t xml:space="preserve">with </w:t>
+            </w:r>
+            <w:proofErr w:type="gramStart"/>
+            <w:r>
+              <w:t>open(</w:t>
+            </w:r>
+            <w:proofErr w:type="gramEnd"/>
+            <w:r>
+              <w:t>"output/output.txt", "w") as f:</w:t>
+            </w:r>
+          </w:p>
+          <w:p>
+            <w:r>
+              <w:t xml:space="preserve">    </w:t>
+            </w:r>
+            <w:proofErr w:type="spellStart"/>
+            <w:proofErr w:type="gramStart"/>
+            <w:r>
+              <w:t>f.write</w:t>
+            </w:r>
+            <w:proofErr w:type="spellEnd"/>
+            <w:proofErr w:type="gramEnd"/>
+            <w:r>
+              <w:t>("Hello World\n")</w:t>
+            </w:r>
+          </w:p>
+          <w:p>
+            <w:r>
+              <w:t xml:space="preserve">    </w:t>
+            </w:r>
+            <w:proofErr w:type="spellStart"/>
+            <w:proofErr w:type="gramStart"/>
+            <w:r>
+              <w:t>f.write</w:t>
+            </w:r>
+            <w:proofErr w:type="spellEnd"/>
+            <w:proofErr w:type="gramEnd"/>
+            <w:r>
+              <w:t>(</w:t>
+            </w:r>
+            <w:proofErr w:type="spellStart"/>
+            <w:proofErr w:type="gramStart"/>
+            <w:r>
+              <w:t>df.head</w:t>
+            </w:r>
+            <w:proofErr w:type="spellEnd"/>
+            <w:proofErr w:type="gramEnd"/>
+            <w:r>
+              <w:t>().</w:t>
+            </w:r>
+            <w:proofErr w:type="spellStart"/>
+            <w:r>
+              <w:t>to_</w:t>
+            </w:r>
+            <w:proofErr w:type="gramStart"/>
+            <w:r>
+              <w:t>string</w:t>
+            </w:r>
+            <w:proofErr w:type="spellEnd"/>
+            <w:r>
+              <w:t>(</w:t>
+            </w:r>
+            <w:proofErr w:type="gramEnd"/>
+            <w:r>
+              <w:t>))</w:t>
             </w:r>
           </w:p>
           <w:p/>
@@ -204,7 +371,15 @@
           </w:tcPr>
           <w:p>
             <w:r>
-              <w:t>import numpy as np</w:t>
+              <w:t xml:space="preserve">import </w:t>
+            </w:r>
+            <w:proofErr w:type="spellStart"/>
+            <w:r>
+              <w:t>numpy</w:t>
+            </w:r>
+            <w:proofErr w:type="spellEnd"/>
+            <w:r>
+              <w:t xml:space="preserve"> as np</w:t>
             </w:r>
           </w:p>
           <w:p>
@@ -220,60 +395,282 @@
           </w:p>
           <w:p/>
           <w:p>
-            <w:r>
-              <w:t>print("Mean: " + str(np.mean(ages)))  # Mean</w:t>
-            </w:r>
-          </w:p>
-          <w:p>
-            <w:r>
-              <w:t>print("Median: " + str(np.median(ages)))  # Median</w:t>
-            </w:r>
-          </w:p>
-          <w:p>
-            <w:r>
-              <w:t>print("StandardDeviation: " + str(np.std(ages)))  # Standard Deviation</w:t>
-            </w:r>
-          </w:p>
-          <w:p>
-            <w:r>
-              <w:t>print("Variance: " + str(np.var(ages)))  # Variance</w:t>
-            </w:r>
-          </w:p>
-          <w:p>
-            <w:r>
-              <w:t>df  = pd.DataFrame(ages, columns=['ages'])</w:t>
-            </w:r>
-          </w:p>
-          <w:p>
-            <w:r>
-              <w:t>print("Mode: " + str(df.ages.mode()))  # Mode</w:t>
+            <w:proofErr w:type="gramStart"/>
+            <w:r>
+              <w:t>print(</w:t>
+            </w:r>
+            <w:proofErr w:type="gramEnd"/>
+            <w:r>
+              <w:t>"Mean: " + str(</w:t>
+            </w:r>
+            <w:proofErr w:type="spellStart"/>
+            <w:proofErr w:type="gramStart"/>
+            <w:r>
+              <w:t>np.mean</w:t>
+            </w:r>
+            <w:proofErr w:type="spellEnd"/>
+            <w:proofErr w:type="gramEnd"/>
+            <w:r>
+              <w:t>(ages)</w:t>
+            </w:r>
+            <w:proofErr w:type="gramStart"/>
+            <w:r>
+              <w:t>))  #</w:t>
+            </w:r>
+            <w:proofErr w:type="gramEnd"/>
+            <w:r>
+              <w:t xml:space="preserve"> Mean</w:t>
+            </w:r>
+          </w:p>
+          <w:p>
+            <w:proofErr w:type="gramStart"/>
+            <w:r>
+              <w:t>print(</w:t>
+            </w:r>
+            <w:proofErr w:type="gramEnd"/>
+            <w:r>
+              <w:t>"Median: " + str(</w:t>
+            </w:r>
+            <w:proofErr w:type="spellStart"/>
+            <w:proofErr w:type="gramStart"/>
+            <w:r>
+              <w:t>np.median</w:t>
+            </w:r>
+            <w:proofErr w:type="spellEnd"/>
+            <w:proofErr w:type="gramEnd"/>
+            <w:r>
+              <w:t>(ages)</w:t>
+            </w:r>
+            <w:proofErr w:type="gramStart"/>
+            <w:r>
+              <w:t>))  #</w:t>
+            </w:r>
+            <w:proofErr w:type="gramEnd"/>
+            <w:r>
+              <w:t xml:space="preserve"> Median</w:t>
+            </w:r>
+          </w:p>
+          <w:p>
+            <w:proofErr w:type="gramStart"/>
+            <w:r>
+              <w:t>print(</w:t>
+            </w:r>
+            <w:proofErr w:type="gramEnd"/>
+            <w:r>
+              <w:t>"</w:t>
+            </w:r>
+            <w:proofErr w:type="spellStart"/>
+            <w:r>
+              <w:t>StandardDeviation</w:t>
+            </w:r>
+            <w:proofErr w:type="spellEnd"/>
+            <w:r>
+              <w:t>: " + str(</w:t>
+            </w:r>
+            <w:proofErr w:type="spellStart"/>
+            <w:r>
+              <w:t>np.std</w:t>
+            </w:r>
+            <w:proofErr w:type="spellEnd"/>
+            <w:r>
+              <w:t>(ages)</w:t>
+            </w:r>
+            <w:proofErr w:type="gramStart"/>
+            <w:r>
+              <w:t>))  #</w:t>
+            </w:r>
+            <w:proofErr w:type="gramEnd"/>
+            <w:r>
+              <w:t xml:space="preserve"> Standard Deviation</w:t>
+            </w:r>
+          </w:p>
+          <w:p>
+            <w:proofErr w:type="gramStart"/>
+            <w:r>
+              <w:t>print(</w:t>
+            </w:r>
+            <w:proofErr w:type="gramEnd"/>
+            <w:r>
+              <w:t>"Variance: " + str(</w:t>
+            </w:r>
+            <w:proofErr w:type="spellStart"/>
+            <w:r>
+              <w:t>np.var</w:t>
+            </w:r>
+            <w:proofErr w:type="spellEnd"/>
+            <w:r>
+              <w:t>(ages)</w:t>
+            </w:r>
+            <w:proofErr w:type="gramStart"/>
+            <w:r>
+              <w:t>))  #</w:t>
+            </w:r>
+            <w:proofErr w:type="gramEnd"/>
+            <w:r>
+              <w:t xml:space="preserve"> Variance</w:t>
+            </w:r>
+          </w:p>
+          <w:p>
+            <w:proofErr w:type="spellStart"/>
+            <w:proofErr w:type="gramStart"/>
+            <w:r>
+              <w:t>df</w:t>
+            </w:r>
+            <w:proofErr w:type="spellEnd"/>
+            <w:r>
+              <w:t xml:space="preserve">  =</w:t>
+            </w:r>
+            <w:proofErr w:type="gramEnd"/>
+            <w:r>
+              <w:t xml:space="preserve"> </w:t>
+            </w:r>
+            <w:proofErr w:type="spellStart"/>
+            <w:proofErr w:type="gramStart"/>
+            <w:r>
+              <w:t>pd.DataFrame</w:t>
+            </w:r>
+            <w:proofErr w:type="spellEnd"/>
+            <w:proofErr w:type="gramEnd"/>
+            <w:r>
+              <w:t>(ages, columns=['ages'])</w:t>
+            </w:r>
+          </w:p>
+          <w:p>
+            <w:proofErr w:type="gramStart"/>
+            <w:r>
+              <w:t>print(</w:t>
+            </w:r>
+            <w:proofErr w:type="gramEnd"/>
+            <w:r>
+              <w:t>"Mode: " + str(</w:t>
+            </w:r>
+            <w:proofErr w:type="spellStart"/>
+            <w:proofErr w:type="gramStart"/>
+            <w:r>
+              <w:t>df.ages</w:t>
+            </w:r>
+            <w:proofErr w:type="gramEnd"/>
+            <w:r>
+              <w:t>.</w:t>
+            </w:r>
+            <w:proofErr w:type="gramStart"/>
+            <w:r>
+              <w:t>mode</w:t>
+            </w:r>
+            <w:proofErr w:type="spellEnd"/>
+            <w:r>
+              <w:t>(</w:t>
+            </w:r>
+            <w:proofErr w:type="gramEnd"/>
+            <w:r>
+              <w:t>)</w:t>
+            </w:r>
+            <w:proofErr w:type="gramStart"/>
+            <w:r>
+              <w:t>))  #</w:t>
+            </w:r>
+            <w:proofErr w:type="gramEnd"/>
+            <w:r>
+              <w:t xml:space="preserve"> Mode</w:t>
             </w:r>
           </w:p>
           <w:p/>
           <w:p>
             <w:r>
-              <w:t>q1 = np.percentile(ages, 25)</w:t>
-            </w:r>
-          </w:p>
-          <w:p>
-            <w:r>
-              <w:t>q3 = np.percentile(ages, 75)</w:t>
+              <w:t xml:space="preserve">q1 = </w:t>
+            </w:r>
+            <w:proofErr w:type="spellStart"/>
+            <w:proofErr w:type="gramStart"/>
+            <w:r>
+              <w:t>np.percentile</w:t>
+            </w:r>
+            <w:proofErr w:type="spellEnd"/>
+            <w:proofErr w:type="gramEnd"/>
+            <w:r>
+              <w:t>(ages, 25)</w:t>
+            </w:r>
+          </w:p>
+          <w:p>
+            <w:r>
+              <w:t xml:space="preserve">q3 = </w:t>
+            </w:r>
+            <w:proofErr w:type="spellStart"/>
+            <w:proofErr w:type="gramStart"/>
+            <w:r>
+              <w:t>np.percentile</w:t>
+            </w:r>
+            <w:proofErr w:type="spellEnd"/>
+            <w:proofErr w:type="gramEnd"/>
+            <w:r>
+              <w:t>(ages, 75)</w:t>
             </w:r>
           </w:p>
           <w:p/>
           <w:p>
-            <w:r>
-              <w:t>iqr = q3 - q1</w:t>
-            </w:r>
-          </w:p>
-          <w:p>
-            <w:r>
-              <w:t>print(f"Interquartile Range (IQR): {iqr}")</w:t>
-            </w:r>
-          </w:p>
-          <w:p>
-            <w:r>
-              <w:t>print("Range: " + str(np.max(ages) - np.min(ages)))  # Range</w:t>
+            <w:proofErr w:type="spellStart"/>
+            <w:r>
+              <w:t>iqr</w:t>
+            </w:r>
+            <w:proofErr w:type="spellEnd"/>
+            <w:r>
+              <w:t xml:space="preserve"> = q3 - q1</w:t>
+            </w:r>
+          </w:p>
+          <w:p>
+            <w:proofErr w:type="gramStart"/>
+            <w:r>
+              <w:t>print(</w:t>
+            </w:r>
+            <w:proofErr w:type="spellStart"/>
+            <w:proofErr w:type="gramEnd"/>
+            <w:r>
+              <w:t>f"Interquartile</w:t>
+            </w:r>
+            <w:proofErr w:type="spellEnd"/>
+            <w:r>
+              <w:t xml:space="preserve"> Range (IQR): {</w:t>
+            </w:r>
+            <w:proofErr w:type="spellStart"/>
+            <w:r>
+              <w:t>iqr</w:t>
+            </w:r>
+            <w:proofErr w:type="spellEnd"/>
+            <w:r>
+              <w:t>}")</w:t>
+            </w:r>
+          </w:p>
+          <w:p>
+            <w:proofErr w:type="gramStart"/>
+            <w:r>
+              <w:t>print(</w:t>
+            </w:r>
+            <w:proofErr w:type="gramEnd"/>
+            <w:r>
+              <w:t>"Range: " + str(</w:t>
+            </w:r>
+            <w:proofErr w:type="spellStart"/>
+            <w:r>
+              <w:t>np.max</w:t>
+            </w:r>
+            <w:proofErr w:type="spellEnd"/>
+            <w:r>
+              <w:t xml:space="preserve">(ages) - </w:t>
+            </w:r>
+            <w:proofErr w:type="spellStart"/>
+            <w:r>
+              <w:t>np.min</w:t>
+            </w:r>
+            <w:proofErr w:type="spellEnd"/>
+            <w:r>
+              <w:t>(ages)</w:t>
+            </w:r>
+            <w:proofErr w:type="gramStart"/>
+            <w:r>
+              <w:t>))  #</w:t>
+            </w:r>
+            <w:proofErr w:type="gramEnd"/>
+            <w:r>
+              <w:t xml:space="preserve"> Range</w:t>
             </w:r>
           </w:p>
           <w:p>
@@ -328,6 +725,7 @@
             </w:pPr>
             <w:r>
               <w:rPr>
+                <w:noProof/>
                 <w:lang w:val="en-US"/>
               </w:rPr>
               <w:lastRenderedPageBreak/>
@@ -388,7 +786,21 @@
         <w:rPr>
           <w:lang w:val="en-US"/>
         </w:rPr>
-        <w:t>Without using BuiltIn functions</w:t>
+        <w:t xml:space="preserve">Without using </w:t>
+      </w:r>
+      <w:proofErr w:type="spellStart"/>
+      <w:r>
+        <w:rPr>
+          <w:lang w:val="en-US"/>
+        </w:rPr>
+        <w:t>BuiltIn</w:t>
+      </w:r>
+      <w:proofErr w:type="spellEnd"/>
+      <w:r>
+        <w:rPr>
+          <w:lang w:val="en-US"/>
+        </w:rPr>
+        <w:t xml:space="preserve"> functions</w:t>
       </w:r>
     </w:p>
     <w:p>
@@ -420,12 +832,28 @@
           </w:tcPr>
           <w:p>
             <w:r>
-              <w:t>def find_mean(data):</w:t>
-            </w:r>
-          </w:p>
-          <w:p>
-            <w:r>
-              <w:t>    n = len(data)</w:t>
+              <w:t xml:space="preserve">def </w:t>
+            </w:r>
+            <w:proofErr w:type="spellStart"/>
+            <w:r>
+              <w:t>find_mean</w:t>
+            </w:r>
+            <w:proofErr w:type="spellEnd"/>
+            <w:r>
+              <w:t>(data):</w:t>
+            </w:r>
+          </w:p>
+          <w:p>
+            <w:r>
+              <w:t xml:space="preserve">    n = </w:t>
+            </w:r>
+            <w:proofErr w:type="spellStart"/>
+            <w:r>
+              <w:t>len</w:t>
+            </w:r>
+            <w:proofErr w:type="spellEnd"/>
+            <w:r>
+              <w:t>(data)</w:t>
             </w:r>
           </w:p>
           <w:p>
@@ -446,17 +874,49 @@
           <w:p/>
           <w:p>
             <w:r>
-              <w:t>def find_median(data):</w:t>
-            </w:r>
-          </w:p>
-          <w:p>
-            <w:r>
-              <w:t>    sorted_data = sorted(data)</w:t>
-            </w:r>
-          </w:p>
-          <w:p>
-            <w:r>
-              <w:t>    n = len(sorted_data)</w:t>
+              <w:t xml:space="preserve">def </w:t>
+            </w:r>
+            <w:proofErr w:type="spellStart"/>
+            <w:r>
+              <w:t>find_median</w:t>
+            </w:r>
+            <w:proofErr w:type="spellEnd"/>
+            <w:r>
+              <w:t>(data):</w:t>
+            </w:r>
+          </w:p>
+          <w:p>
+            <w:r>
+              <w:t xml:space="preserve">    </w:t>
+            </w:r>
+            <w:proofErr w:type="spellStart"/>
+            <w:r>
+              <w:t>sorted_data</w:t>
+            </w:r>
+            <w:proofErr w:type="spellEnd"/>
+            <w:r>
+              <w:t xml:space="preserve"> = sorted(data)</w:t>
+            </w:r>
+          </w:p>
+          <w:p>
+            <w:r>
+              <w:t xml:space="preserve">    n = </w:t>
+            </w:r>
+            <w:proofErr w:type="spellStart"/>
+            <w:r>
+              <w:t>len</w:t>
+            </w:r>
+            <w:proofErr w:type="spellEnd"/>
+            <w:r>
+              <w:t>(</w:t>
+            </w:r>
+            <w:proofErr w:type="spellStart"/>
+            <w:r>
+              <w:t>sorted_data</w:t>
+            </w:r>
+            <w:proofErr w:type="spellEnd"/>
+            <w:r>
+              <w:t>)</w:t>
             </w:r>
           </w:p>
           <w:p>
@@ -476,7 +936,31 @@
           </w:p>
           <w:p>
             <w:r>
-              <w:t>        median = (sorted_data[mid - 1] + sorted_data[mid]) / 2</w:t>
+              <w:t>        median = (</w:t>
+            </w:r>
+            <w:proofErr w:type="spellStart"/>
+            <w:r>
+              <w:t>sorted_</w:t>
+            </w:r>
+            <w:proofErr w:type="gramStart"/>
+            <w:r>
+              <w:t>data</w:t>
+            </w:r>
+            <w:proofErr w:type="spellEnd"/>
+            <w:r>
+              <w:t>[</w:t>
+            </w:r>
+            <w:proofErr w:type="gramEnd"/>
+            <w:r>
+              <w:t xml:space="preserve">mid - 1] + </w:t>
+            </w:r>
+            <w:proofErr w:type="spellStart"/>
+            <w:r>
+              <w:t>sorted_data</w:t>
+            </w:r>
+            <w:proofErr w:type="spellEnd"/>
+            <w:r>
+              <w:t>[mid]) / 2</w:t>
             </w:r>
           </w:p>
           <w:p>
@@ -486,7 +970,15 @@
           </w:p>
           <w:p>
             <w:r>
-              <w:t>        median = sorted_data[mid]</w:t>
+              <w:t xml:space="preserve">        median = </w:t>
+            </w:r>
+            <w:proofErr w:type="spellStart"/>
+            <w:r>
+              <w:t>sorted_data</w:t>
+            </w:r>
+            <w:proofErr w:type="spellEnd"/>
+            <w:r>
+              <w:t>[mid]</w:t>
             </w:r>
           </w:p>
           <w:p>
@@ -497,7 +989,15 @@
           <w:p/>
           <w:p>
             <w:r>
-              <w:t>def find_mode(data):</w:t>
+              <w:t xml:space="preserve">def </w:t>
+            </w:r>
+            <w:proofErr w:type="spellStart"/>
+            <w:r>
+              <w:t>find_mode</w:t>
+            </w:r>
+            <w:proofErr w:type="spellEnd"/>
+            <w:r>
+              <w:t>(data):</w:t>
             </w:r>
           </w:p>
           <w:p>
@@ -512,28 +1012,109 @@
           </w:p>
           <w:p>
             <w:r>
-              <w:t>        frequency[value] = frequency.get(value, 0) + 1</w:t>
+              <w:t xml:space="preserve">        frequency[value] = </w:t>
+            </w:r>
+            <w:proofErr w:type="spellStart"/>
+            <w:proofErr w:type="gramStart"/>
+            <w:r>
+              <w:t>frequency.get</w:t>
+            </w:r>
+            <w:proofErr w:type="spellEnd"/>
+            <w:r>
+              <w:t>(</w:t>
+            </w:r>
+            <w:proofErr w:type="gramEnd"/>
+            <w:r>
+              <w:t>value, 0) + 1</w:t>
             </w:r>
           </w:p>
           <w:p/>
           <w:p>
             <w:r>
-              <w:t>    max_freq = max(frequency.values())</w:t>
-            </w:r>
-          </w:p>
-          <w:p>
-            <w:r>
-              <w:t>    modes = [key for key, val in frequency.items() if val == max_freq]</w:t>
-            </w:r>
-          </w:p>
-          <w:p>
-            <w:r>
               <w:t xml:space="preserve">    </w:t>
             </w:r>
-          </w:p>
-          <w:p>
-            <w:r>
-              <w:t>    if len(modes) == len(frequency):</w:t>
+            <w:proofErr w:type="spellStart"/>
+            <w:r>
+              <w:t>max_freq</w:t>
+            </w:r>
+            <w:proofErr w:type="spellEnd"/>
+            <w:r>
+              <w:t xml:space="preserve"> = max(</w:t>
+            </w:r>
+            <w:proofErr w:type="spellStart"/>
+            <w:proofErr w:type="gramStart"/>
+            <w:r>
+              <w:t>frequency.values</w:t>
+            </w:r>
+            <w:proofErr w:type="spellEnd"/>
+            <w:proofErr w:type="gramEnd"/>
+            <w:r>
+              <w:t>())</w:t>
+            </w:r>
+          </w:p>
+          <w:p>
+            <w:r>
+              <w:t xml:space="preserve">    modes = [key for key, </w:t>
+            </w:r>
+            <w:proofErr w:type="spellStart"/>
+            <w:r>
+              <w:t>val</w:t>
+            </w:r>
+            <w:proofErr w:type="spellEnd"/>
+            <w:r>
+              <w:t xml:space="preserve"> in </w:t>
+            </w:r>
+            <w:proofErr w:type="spellStart"/>
+            <w:proofErr w:type="gramStart"/>
+            <w:r>
+              <w:t>frequency.items</w:t>
+            </w:r>
+            <w:proofErr w:type="spellEnd"/>
+            <w:proofErr w:type="gramEnd"/>
+            <w:r>
+              <w:t xml:space="preserve">() if </w:t>
+            </w:r>
+            <w:proofErr w:type="spellStart"/>
+            <w:r>
+              <w:t>val</w:t>
+            </w:r>
+            <w:proofErr w:type="spellEnd"/>
+            <w:r>
+              <w:t xml:space="preserve"> == </w:t>
+            </w:r>
+            <w:proofErr w:type="spellStart"/>
+            <w:r>
+              <w:t>max_freq</w:t>
+            </w:r>
+            <w:proofErr w:type="spellEnd"/>
+            <w:r>
+              <w:t>]</w:t>
+            </w:r>
+          </w:p>
+          <w:p>
+            <w:r>
+              <w:t xml:space="preserve">    </w:t>
+            </w:r>
+          </w:p>
+          <w:p>
+            <w:r>
+              <w:t xml:space="preserve">    if </w:t>
+            </w:r>
+            <w:proofErr w:type="spellStart"/>
+            <w:r>
+              <w:t>len</w:t>
+            </w:r>
+            <w:proofErr w:type="spellEnd"/>
+            <w:r>
+              <w:t xml:space="preserve">(modes) == </w:t>
+            </w:r>
+            <w:proofErr w:type="spellStart"/>
+            <w:r>
+              <w:t>len</w:t>
+            </w:r>
+            <w:proofErr w:type="spellEnd"/>
+            <w:r>
+              <w:t>(frequency):</w:t>
             </w:r>
           </w:p>
           <w:p>
@@ -543,12 +1124,36 @@
           </w:p>
           <w:p>
             <w:r>
-              <w:t>    elif len(modes) == 1:</w:t>
-            </w:r>
-          </w:p>
-          <w:p>
-            <w:r>
-              <w:t>        return modes[0]</w:t>
+              <w:t xml:space="preserve">    </w:t>
+            </w:r>
+            <w:proofErr w:type="spellStart"/>
+            <w:r>
+              <w:t>elif</w:t>
+            </w:r>
+            <w:proofErr w:type="spellEnd"/>
+            <w:r>
+              <w:t xml:space="preserve"> </w:t>
+            </w:r>
+            <w:proofErr w:type="spellStart"/>
+            <w:r>
+              <w:t>len</w:t>
+            </w:r>
+            <w:proofErr w:type="spellEnd"/>
+            <w:r>
+              <w:t>(modes) == 1:</w:t>
+            </w:r>
+          </w:p>
+          <w:p>
+            <w:r>
+              <w:t xml:space="preserve">        return </w:t>
+            </w:r>
+            <w:proofErr w:type="gramStart"/>
+            <w:r>
+              <w:t>modes[</w:t>
+            </w:r>
+            <w:proofErr w:type="gramEnd"/>
+            <w:r>
+              <w:t>0]</w:t>
             </w:r>
           </w:p>
           <w:p>
@@ -564,34 +1169,87 @@
           <w:p/>
           <w:p>
             <w:r>
-              <w:t>def find_std_deviation(data):</w:t>
-            </w:r>
-          </w:p>
-          <w:p>
-            <w:r>
-              <w:t>    mean = find_mean(data)</w:t>
-            </w:r>
-          </w:p>
-          <w:p>
-            <w:r>
-              <w:t>    squared_diff = [(x - mean) ** 2 for x in data]</w:t>
-            </w:r>
-          </w:p>
-          <w:p>
-            <w:r>
-              <w:t>    variance = sum(squared_diff) / len(data)</w:t>
+              <w:t xml:space="preserve">def </w:t>
+            </w:r>
+            <w:proofErr w:type="spellStart"/>
+            <w:r>
+              <w:t>find_std_deviation</w:t>
+            </w:r>
+            <w:proofErr w:type="spellEnd"/>
+            <w:r>
+              <w:t>(data):</w:t>
+            </w:r>
+          </w:p>
+          <w:p>
+            <w:r>
+              <w:t xml:space="preserve">    mean = </w:t>
+            </w:r>
+            <w:proofErr w:type="spellStart"/>
+            <w:r>
+              <w:t>find_mean</w:t>
+            </w:r>
+            <w:proofErr w:type="spellEnd"/>
+            <w:r>
+              <w:t>(data)</w:t>
+            </w:r>
+          </w:p>
+          <w:p>
+            <w:r>
+              <w:t xml:space="preserve">    </w:t>
+            </w:r>
+            <w:proofErr w:type="spellStart"/>
+            <w:r>
+              <w:t>squared_diff</w:t>
+            </w:r>
+            <w:proofErr w:type="spellEnd"/>
+            <w:r>
+              <w:t xml:space="preserve"> = [(x - mean) ** 2 for x in data]</w:t>
+            </w:r>
+          </w:p>
+          <w:p>
+            <w:r>
+              <w:t>    variance = sum(</w:t>
+            </w:r>
+            <w:proofErr w:type="spellStart"/>
+            <w:r>
+              <w:t>squared_diff</w:t>
+            </w:r>
+            <w:proofErr w:type="spellEnd"/>
+            <w:r>
+              <w:t xml:space="preserve">) / </w:t>
+            </w:r>
+            <w:proofErr w:type="spellStart"/>
+            <w:r>
+              <w:t>len</w:t>
+            </w:r>
+            <w:proofErr w:type="spellEnd"/>
+            <w:r>
+              <w:t>(data)</w:t>
             </w:r>
           </w:p>
           <w:p>
             <w:r>
               <w:lastRenderedPageBreak/>
-              <w:t>    std_dev = variance ** 0.5</w:t>
-            </w:r>
-          </w:p>
-          <w:p>
-            <w:r>
-              <w:t>    return std_dev</w:t>
-            </w:r>
+              <w:t xml:space="preserve">    </w:t>
+            </w:r>
+            <w:proofErr w:type="spellStart"/>
+            <w:r>
+              <w:t>std_dev</w:t>
+            </w:r>
+            <w:proofErr w:type="spellEnd"/>
+            <w:r>
+              <w:t xml:space="preserve"> = variance ** 0.5</w:t>
+            </w:r>
+          </w:p>
+          <w:p>
+            <w:r>
+              <w:t xml:space="preserve">    return </w:t>
+            </w:r>
+            <w:proofErr w:type="spellStart"/>
+            <w:r>
+              <w:t>std_dev</w:t>
+            </w:r>
+            <w:proofErr w:type="spellEnd"/>
           </w:p>
           <w:p/>
           <w:p>
@@ -601,28 +1259,85 @@
           </w:p>
           <w:p/>
           <w:p>
-            <w:r>
-              <w:t>print("Data:", data)</w:t>
-            </w:r>
-          </w:p>
-          <w:p>
-            <w:r>
-              <w:t>print("Mean:", find_mean(data))</w:t>
-            </w:r>
-          </w:p>
-          <w:p>
-            <w:r>
-              <w:t>print("Median:", find_median(data))</w:t>
-            </w:r>
-          </w:p>
-          <w:p>
-            <w:r>
-              <w:t>print("Mode:", find_mode(data))</w:t>
-            </w:r>
-          </w:p>
-          <w:p>
-            <w:r>
-              <w:t>print("Standard Deviation:", round(find_std_deviation(data), 2))</w:t>
+            <w:proofErr w:type="gramStart"/>
+            <w:r>
+              <w:t>print(</w:t>
+            </w:r>
+            <w:proofErr w:type="gramEnd"/>
+            <w:r>
+              <w:t>"Data:", data)</w:t>
+            </w:r>
+          </w:p>
+          <w:p>
+            <w:proofErr w:type="gramStart"/>
+            <w:r>
+              <w:t>print(</w:t>
+            </w:r>
+            <w:proofErr w:type="gramEnd"/>
+            <w:r>
+              <w:t xml:space="preserve">"Mean:", </w:t>
+            </w:r>
+            <w:proofErr w:type="spellStart"/>
+            <w:r>
+              <w:t>find_mean</w:t>
+            </w:r>
+            <w:proofErr w:type="spellEnd"/>
+            <w:r>
+              <w:t>(data))</w:t>
+            </w:r>
+          </w:p>
+          <w:p>
+            <w:proofErr w:type="gramStart"/>
+            <w:r>
+              <w:t>print(</w:t>
+            </w:r>
+            <w:proofErr w:type="gramEnd"/>
+            <w:r>
+              <w:t xml:space="preserve">"Median:", </w:t>
+            </w:r>
+            <w:proofErr w:type="spellStart"/>
+            <w:r>
+              <w:t>find_median</w:t>
+            </w:r>
+            <w:proofErr w:type="spellEnd"/>
+            <w:r>
+              <w:t>(data))</w:t>
+            </w:r>
+          </w:p>
+          <w:p>
+            <w:proofErr w:type="gramStart"/>
+            <w:r>
+              <w:t>print(</w:t>
+            </w:r>
+            <w:proofErr w:type="gramEnd"/>
+            <w:r>
+              <w:t xml:space="preserve">"Mode:", </w:t>
+            </w:r>
+            <w:proofErr w:type="spellStart"/>
+            <w:r>
+              <w:t>find_mode</w:t>
+            </w:r>
+            <w:proofErr w:type="spellEnd"/>
+            <w:r>
+              <w:t>(data))</w:t>
+            </w:r>
+          </w:p>
+          <w:p>
+            <w:proofErr w:type="gramStart"/>
+            <w:r>
+              <w:t>print(</w:t>
+            </w:r>
+            <w:proofErr w:type="gramEnd"/>
+            <w:r>
+              <w:t>"Standard Deviation:", round(</w:t>
+            </w:r>
+            <w:proofErr w:type="spellStart"/>
+            <w:r>
+              <w:t>find_std_deviation</w:t>
+            </w:r>
+            <w:proofErr w:type="spellEnd"/>
+            <w:r>
+              <w:t>(data), 2))</w:t>
             </w:r>
           </w:p>
         </w:tc>
@@ -670,6 +1385,7 @@
             </w:pPr>
             <w:r>
               <w:rPr>
+                <w:noProof/>
                 <w:lang w:val="en-US"/>
               </w:rPr>
               <w:drawing>
@@ -697,6 +1413,645 @@
                           <a:xfrm>
                             <a:off x="0" y="0"/>
                             <a:ext cx="5731510" cy="927735"/>
+                          </a:xfrm>
+                          <a:prstGeom prst="rect">
+                            <a:avLst/>
+                          </a:prstGeom>
+                        </pic:spPr>
+                      </pic:pic>
+                    </a:graphicData>
+                  </a:graphic>
+                </wp:inline>
+              </w:drawing>
+            </w:r>
+          </w:p>
+        </w:tc>
+      </w:tr>
+    </w:tbl>
+    <w:p>
+      <w:pPr>
+        <w:rPr>
+          <w:lang w:val="en-US"/>
+        </w:rPr>
+      </w:pPr>
+    </w:p>
+    <w:p>
+      <w:pPr>
+        <w:rPr>
+          <w:lang w:val="en-US"/>
+        </w:rPr>
+      </w:pPr>
+    </w:p>
+    <w:p>
+      <w:pPr>
+        <w:rPr>
+          <w:lang w:val="en-US"/>
+        </w:rPr>
+      </w:pPr>
+    </w:p>
+    <w:p>
+      <w:pPr>
+        <w:rPr>
+          <w:lang w:val="en-US"/>
+        </w:rPr>
+      </w:pPr>
+    </w:p>
+    <w:p>
+      <w:pPr>
+        <w:rPr>
+          <w:lang w:val="en-US"/>
+        </w:rPr>
+      </w:pPr>
+      <w:r>
+        <w:rPr>
+          <w:lang w:val="en-US"/>
+        </w:rPr>
+        <w:t>Probability Distributions</w:t>
+      </w:r>
+    </w:p>
+    <w:tbl>
+      <w:tblPr>
+        <w:tblStyle w:val="TableGrid"/>
+        <w:tblW w:w="0" w:type="auto"/>
+        <w:tblLook w:val="04A0" w:firstRow="1" w:lastRow="0" w:firstColumn="1" w:lastColumn="0" w:noHBand="0" w:noVBand="1"/>
+      </w:tblPr>
+      <w:tblGrid>
+        <w:gridCol w:w="9016"/>
+      </w:tblGrid>
+      <w:tr>
+        <w:tc>
+          <w:tcPr>
+            <w:tcW w:w="9016" w:type="dxa"/>
+          </w:tcPr>
+          <w:p>
+            <w:pPr>
+              <w:rPr>
+                <w:lang w:val="en-US"/>
+              </w:rPr>
+            </w:pPr>
+            <w:r>
+              <w:rPr>
+                <w:lang w:val="en-US"/>
+              </w:rPr>
+              <w:t># Binomial Distribution</w:t>
+            </w:r>
+          </w:p>
+          <w:p>
+            <w:r>
+              <w:t xml:space="preserve">from </w:t>
+            </w:r>
+            <w:proofErr w:type="spellStart"/>
+            <w:proofErr w:type="gramStart"/>
+            <w:r>
+              <w:t>scipy.stats</w:t>
+            </w:r>
+            <w:proofErr w:type="spellEnd"/>
+            <w:proofErr w:type="gramEnd"/>
+            <w:r>
+              <w:t xml:space="preserve"> import </w:t>
+            </w:r>
+            <w:proofErr w:type="spellStart"/>
+            <w:r>
+              <w:t>binom</w:t>
+            </w:r>
+            <w:proofErr w:type="spellEnd"/>
+          </w:p>
+          <w:p>
+            <w:r>
+              <w:t xml:space="preserve">import </w:t>
+            </w:r>
+            <w:proofErr w:type="spellStart"/>
+            <w:proofErr w:type="gramStart"/>
+            <w:r>
+              <w:t>matplotlib.pyplot</w:t>
+            </w:r>
+            <w:proofErr w:type="spellEnd"/>
+            <w:proofErr w:type="gramEnd"/>
+            <w:r>
+              <w:t xml:space="preserve"> as </w:t>
+            </w:r>
+            <w:proofErr w:type="spellStart"/>
+            <w:r>
+              <w:t>plt</w:t>
+            </w:r>
+            <w:proofErr w:type="spellEnd"/>
+          </w:p>
+          <w:p/>
+          <w:p>
+            <w:r>
+              <w:t>n = 10</w:t>
+            </w:r>
+          </w:p>
+          <w:p>
+            <w:r>
+              <w:t>p = 0.6</w:t>
+            </w:r>
+          </w:p>
+          <w:p/>
+          <w:p>
+            <w:proofErr w:type="spellStart"/>
+            <w:r>
+              <w:t>r_values</w:t>
+            </w:r>
+            <w:proofErr w:type="spellEnd"/>
+            <w:r>
+              <w:t xml:space="preserve"> = list(range(n+1))</w:t>
+            </w:r>
+          </w:p>
+          <w:p/>
+          <w:p>
+            <w:proofErr w:type="spellStart"/>
+            <w:r>
+              <w:t>dist</w:t>
+            </w:r>
+            <w:proofErr w:type="spellEnd"/>
+            <w:r>
+              <w:t xml:space="preserve"> = [</w:t>
+            </w:r>
+            <w:proofErr w:type="spellStart"/>
+            <w:r>
+              <w:t>binom.pmf</w:t>
+            </w:r>
+            <w:proofErr w:type="spellEnd"/>
+            <w:r>
+              <w:t>(</w:t>
+            </w:r>
+            <w:proofErr w:type="spellStart"/>
+            <w:proofErr w:type="gramStart"/>
+            <w:r>
+              <w:t>r,n</w:t>
+            </w:r>
+            <w:proofErr w:type="gramEnd"/>
+            <w:r>
+              <w:t>,p</w:t>
+            </w:r>
+            <w:proofErr w:type="spellEnd"/>
+            <w:r>
+              <w:t xml:space="preserve">) for r in </w:t>
+            </w:r>
+            <w:proofErr w:type="spellStart"/>
+            <w:r>
+              <w:t>r_values</w:t>
+            </w:r>
+            <w:proofErr w:type="spellEnd"/>
+            <w:r>
+              <w:t>]</w:t>
+            </w:r>
+          </w:p>
+          <w:p/>
+          <w:p>
+            <w:proofErr w:type="spellStart"/>
+            <w:proofErr w:type="gramStart"/>
+            <w:r>
+              <w:t>plt.bar</w:t>
+            </w:r>
+            <w:proofErr w:type="spellEnd"/>
+            <w:r>
+              <w:t>(</w:t>
+            </w:r>
+            <w:proofErr w:type="spellStart"/>
+            <w:proofErr w:type="gramEnd"/>
+            <w:r>
+              <w:t>r_values</w:t>
+            </w:r>
+            <w:proofErr w:type="spellEnd"/>
+            <w:r>
+              <w:t xml:space="preserve">, </w:t>
+            </w:r>
+            <w:proofErr w:type="spellStart"/>
+            <w:r>
+              <w:t>dist</w:t>
+            </w:r>
+            <w:proofErr w:type="spellEnd"/>
+            <w:r>
+              <w:t>)</w:t>
+            </w:r>
+          </w:p>
+          <w:p/>
+          <w:p>
+            <w:r>
+              <w:t xml:space="preserve">_ = </w:t>
+            </w:r>
+            <w:proofErr w:type="spellStart"/>
+            <w:proofErr w:type="gramStart"/>
+            <w:r>
+              <w:t>plt.title</w:t>
+            </w:r>
+            <w:proofErr w:type="spellEnd"/>
+            <w:proofErr w:type="gramEnd"/>
+            <w:r>
+              <w:t>(</w:t>
+            </w:r>
+            <w:proofErr w:type="spellStart"/>
+            <w:r>
+              <w:t>f'Binomial</w:t>
+            </w:r>
+            <w:proofErr w:type="spellEnd"/>
+            <w:r>
+              <w:t xml:space="preserve"> distribution')</w:t>
+            </w:r>
+          </w:p>
+          <w:p/>
+          <w:p>
+            <w:proofErr w:type="spellStart"/>
+            <w:proofErr w:type="gramStart"/>
+            <w:r>
+              <w:t>plt.show</w:t>
+            </w:r>
+            <w:proofErr w:type="spellEnd"/>
+            <w:proofErr w:type="gramEnd"/>
+            <w:r>
+              <w:t>()</w:t>
+            </w:r>
+          </w:p>
+          <w:p>
+            <w:pPr>
+              <w:rPr>
+                <w:lang w:val="en-US"/>
+              </w:rPr>
+            </w:pPr>
+          </w:p>
+        </w:tc>
+      </w:tr>
+    </w:tbl>
+    <w:p>
+      <w:pPr>
+        <w:rPr>
+          <w:lang w:val="en-US"/>
+        </w:rPr>
+      </w:pPr>
+    </w:p>
+    <w:p>
+      <w:pPr>
+        <w:rPr>
+          <w:lang w:val="en-US"/>
+        </w:rPr>
+      </w:pPr>
+      <w:r>
+        <w:rPr>
+          <w:lang w:val="en-US"/>
+        </w:rPr>
+        <w:t>Output</w:t>
+      </w:r>
+    </w:p>
+    <w:tbl>
+      <w:tblPr>
+        <w:tblStyle w:val="TableGrid"/>
+        <w:tblW w:w="0" w:type="auto"/>
+        <w:tblLook w:val="04A0" w:firstRow="1" w:lastRow="0" w:firstColumn="1" w:lastColumn="0" w:noHBand="0" w:noVBand="1"/>
+      </w:tblPr>
+      <w:tblGrid>
+        <w:gridCol w:w="9016"/>
+      </w:tblGrid>
+      <w:tr>
+        <w:tc>
+          <w:tcPr>
+            <w:tcW w:w="9016" w:type="dxa"/>
+          </w:tcPr>
+          <w:p>
+            <w:pPr>
+              <w:rPr>
+                <w:lang w:val="en-US"/>
+              </w:rPr>
+            </w:pPr>
+            <w:r>
+              <w:rPr>
+                <w:lang w:val="en-US"/>
+              </w:rPr>
+              <w:lastRenderedPageBreak/>
+              <w:drawing>
+                <wp:inline distT="0" distB="0" distL="0" distR="0" wp14:anchorId="5D9E92D4" wp14:editId="2773A7E2">
+                  <wp:extent cx="5731510" cy="4640580"/>
+                  <wp:effectExtent l="0" t="0" r="2540" b="7620"/>
+                  <wp:docPr id="1169226120" name="Picture 1"/>
+                  <wp:cNvGraphicFramePr>
+                    <a:graphicFrameLocks xmlns:a="http://schemas.openxmlformats.org/drawingml/2006/main" noChangeAspect="1"/>
+                  </wp:cNvGraphicFramePr>
+                  <a:graphic xmlns:a="http://schemas.openxmlformats.org/drawingml/2006/main">
+                    <a:graphicData uri="http://schemas.openxmlformats.org/drawingml/2006/picture">
+                      <pic:pic xmlns:pic="http://schemas.openxmlformats.org/drawingml/2006/picture">
+                        <pic:nvPicPr>
+                          <pic:cNvPr id="1169226120" name=""/>
+                          <pic:cNvPicPr/>
+                        </pic:nvPicPr>
+                        <pic:blipFill>
+                          <a:blip r:embed="rId6"/>
+                          <a:stretch>
+                            <a:fillRect/>
+                          </a:stretch>
+                        </pic:blipFill>
+                        <pic:spPr>
+                          <a:xfrm>
+                            <a:off x="0" y="0"/>
+                            <a:ext cx="5731510" cy="4640580"/>
+                          </a:xfrm>
+                          <a:prstGeom prst="rect">
+                            <a:avLst/>
+                          </a:prstGeom>
+                        </pic:spPr>
+                      </pic:pic>
+                    </a:graphicData>
+                  </a:graphic>
+                </wp:inline>
+              </w:drawing>
+            </w:r>
+          </w:p>
+        </w:tc>
+      </w:tr>
+    </w:tbl>
+    <w:p>
+      <w:pPr>
+        <w:rPr>
+          <w:lang w:val="en-US"/>
+        </w:rPr>
+      </w:pPr>
+    </w:p>
+    <w:p>
+      <w:pPr>
+        <w:rPr>
+          <w:lang w:val="en-US"/>
+        </w:rPr>
+      </w:pPr>
+    </w:p>
+    <w:p>
+      <w:pPr>
+        <w:rPr>
+          <w:lang w:val="en-US"/>
+        </w:rPr>
+      </w:pPr>
+      <w:r>
+        <w:rPr>
+          <w:lang w:val="en-US"/>
+        </w:rPr>
+        <w:t>Poisson Distribution</w:t>
+      </w:r>
+    </w:p>
+    <w:tbl>
+      <w:tblPr>
+        <w:tblStyle w:val="TableGrid"/>
+        <w:tblW w:w="0" w:type="auto"/>
+        <w:tblLook w:val="04A0" w:firstRow="1" w:lastRow="0" w:firstColumn="1" w:lastColumn="0" w:noHBand="0" w:noVBand="1"/>
+      </w:tblPr>
+      <w:tblGrid>
+        <w:gridCol w:w="9016"/>
+      </w:tblGrid>
+      <w:tr>
+        <w:tc>
+          <w:tcPr>
+            <w:tcW w:w="9016" w:type="dxa"/>
+          </w:tcPr>
+          <w:p>
+            <w:r>
+              <w:t xml:space="preserve">from </w:t>
+            </w:r>
+            <w:proofErr w:type="spellStart"/>
+            <w:proofErr w:type="gramStart"/>
+            <w:r>
+              <w:t>scipy.stats</w:t>
+            </w:r>
+            <w:proofErr w:type="spellEnd"/>
+            <w:proofErr w:type="gramEnd"/>
+            <w:r>
+              <w:t xml:space="preserve"> import </w:t>
+            </w:r>
+            <w:proofErr w:type="spellStart"/>
+            <w:r>
+              <w:t>poisson</w:t>
+            </w:r>
+            <w:proofErr w:type="spellEnd"/>
+          </w:p>
+          <w:p>
+            <w:r>
+              <w:t xml:space="preserve">import </w:t>
+            </w:r>
+            <w:proofErr w:type="spellStart"/>
+            <w:proofErr w:type="gramStart"/>
+            <w:r>
+              <w:t>matplotlib.pyplot</w:t>
+            </w:r>
+            <w:proofErr w:type="spellEnd"/>
+            <w:proofErr w:type="gramEnd"/>
+            <w:r>
+              <w:t xml:space="preserve"> as </w:t>
+            </w:r>
+            <w:proofErr w:type="spellStart"/>
+            <w:r>
+              <w:t>plt</w:t>
+            </w:r>
+            <w:proofErr w:type="spellEnd"/>
+          </w:p>
+          <w:p>
+            <w:r>
+              <w:t xml:space="preserve">import </w:t>
+            </w:r>
+            <w:proofErr w:type="spellStart"/>
+            <w:r>
+              <w:t>numpy</w:t>
+            </w:r>
+            <w:proofErr w:type="spellEnd"/>
+            <w:r>
+              <w:t xml:space="preserve"> as np</w:t>
+            </w:r>
+          </w:p>
+          <w:p/>
+          <w:p>
+            <w:proofErr w:type="spellStart"/>
+            <w:r>
+              <w:t>k_values</w:t>
+            </w:r>
+            <w:proofErr w:type="spellEnd"/>
+            <w:r>
+              <w:t xml:space="preserve"> = </w:t>
+            </w:r>
+            <w:proofErr w:type="spellStart"/>
+            <w:proofErr w:type="gramStart"/>
+            <w:r>
+              <w:t>np.arange</w:t>
+            </w:r>
+            <w:proofErr w:type="spellEnd"/>
+            <w:proofErr w:type="gramEnd"/>
+            <w:r>
+              <w:t>(0,15)</w:t>
+            </w:r>
+          </w:p>
+          <w:p/>
+          <w:p>
+            <w:proofErr w:type="spellStart"/>
+            <w:r>
+              <w:t>pmf_values</w:t>
+            </w:r>
+            <w:proofErr w:type="spellEnd"/>
+            <w:r>
+              <w:t xml:space="preserve"> = </w:t>
+            </w:r>
+            <w:proofErr w:type="spellStart"/>
+            <w:proofErr w:type="gramStart"/>
+            <w:r>
+              <w:t>poisson.pmf</w:t>
+            </w:r>
+            <w:proofErr w:type="spellEnd"/>
+            <w:r>
+              <w:t>(</w:t>
+            </w:r>
+            <w:proofErr w:type="spellStart"/>
+            <w:proofErr w:type="gramEnd"/>
+            <w:r>
+              <w:t>k_values</w:t>
+            </w:r>
+            <w:proofErr w:type="spellEnd"/>
+            <w:r>
+              <w:t>, mu=3)</w:t>
+            </w:r>
+          </w:p>
+          <w:p/>
+          <w:p>
+            <w:proofErr w:type="spellStart"/>
+            <w:r>
+              <w:t>plt.bar</w:t>
+            </w:r>
+            <w:proofErr w:type="spellEnd"/>
+            <w:r>
+              <w:t>(</w:t>
+            </w:r>
+            <w:proofErr w:type="spellStart"/>
+            <w:r>
+              <w:t>k_</w:t>
+            </w:r>
+            <w:proofErr w:type="gramStart"/>
+            <w:r>
+              <w:t>values,pmf</w:t>
+            </w:r>
+            <w:proofErr w:type="gramEnd"/>
+            <w:r>
+              <w:t>_values</w:t>
+            </w:r>
+            <w:proofErr w:type="spellEnd"/>
+            <w:r>
+              <w:t>)</w:t>
+            </w:r>
+          </w:p>
+          <w:p/>
+          <w:p>
+            <w:r>
+              <w:t xml:space="preserve">_ = </w:t>
+            </w:r>
+            <w:proofErr w:type="spellStart"/>
+            <w:proofErr w:type="gramStart"/>
+            <w:r>
+              <w:t>plt.title</w:t>
+            </w:r>
+            <w:proofErr w:type="spellEnd"/>
+            <w:proofErr w:type="gramEnd"/>
+            <w:r>
+              <w:t>(</w:t>
+            </w:r>
+            <w:proofErr w:type="spellStart"/>
+            <w:proofErr w:type="gramStart"/>
+            <w:r>
+              <w:t>f'Poisson</w:t>
+            </w:r>
+            <w:proofErr w:type="spellEnd"/>
+            <w:r>
+              <w:t xml:space="preserve">  distribution</w:t>
+            </w:r>
+            <w:proofErr w:type="gramEnd"/>
+            <w:r>
+              <w:t>')</w:t>
+            </w:r>
+          </w:p>
+          <w:p/>
+          <w:p>
+            <w:proofErr w:type="spellStart"/>
+            <w:proofErr w:type="gramStart"/>
+            <w:r>
+              <w:t>plt.show</w:t>
+            </w:r>
+            <w:proofErr w:type="spellEnd"/>
+            <w:proofErr w:type="gramEnd"/>
+            <w:r>
+              <w:t>()</w:t>
+            </w:r>
+          </w:p>
+          <w:p>
+            <w:pPr>
+              <w:rPr>
+                <w:lang w:val="en-US"/>
+              </w:rPr>
+            </w:pPr>
+          </w:p>
+        </w:tc>
+      </w:tr>
+    </w:tbl>
+    <w:p>
+      <w:pPr>
+        <w:rPr>
+          <w:lang w:val="en-US"/>
+        </w:rPr>
+      </w:pPr>
+    </w:p>
+    <w:p>
+      <w:pPr>
+        <w:rPr>
+          <w:lang w:val="en-US"/>
+        </w:rPr>
+      </w:pPr>
+      <w:r>
+        <w:rPr>
+          <w:lang w:val="en-US"/>
+        </w:rPr>
+        <w:t>Output</w:t>
+      </w:r>
+    </w:p>
+    <w:tbl>
+      <w:tblPr>
+        <w:tblStyle w:val="TableGrid"/>
+        <w:tblW w:w="0" w:type="auto"/>
+        <w:tblLook w:val="04A0" w:firstRow="1" w:lastRow="0" w:firstColumn="1" w:lastColumn="0" w:noHBand="0" w:noVBand="1"/>
+      </w:tblPr>
+      <w:tblGrid>
+        <w:gridCol w:w="9016"/>
+      </w:tblGrid>
+      <w:tr>
+        <w:tc>
+          <w:tcPr>
+            <w:tcW w:w="9016" w:type="dxa"/>
+          </w:tcPr>
+          <w:p>
+            <w:pPr>
+              <w:rPr>
+                <w:lang w:val="en-US"/>
+              </w:rPr>
+            </w:pPr>
+            <w:r>
+              <w:rPr>
+                <w:lang w:val="en-US"/>
+              </w:rPr>
+              <w:lastRenderedPageBreak/>
+              <w:drawing>
+                <wp:inline distT="0" distB="0" distL="0" distR="0" wp14:anchorId="4CE1A7D2" wp14:editId="07F01209">
+                  <wp:extent cx="5731510" cy="4441825"/>
+                  <wp:effectExtent l="0" t="0" r="2540" b="0"/>
+                  <wp:docPr id="1637021688" name="Picture 1"/>
+                  <wp:cNvGraphicFramePr>
+                    <a:graphicFrameLocks xmlns:a="http://schemas.openxmlformats.org/drawingml/2006/main" noChangeAspect="1"/>
+                  </wp:cNvGraphicFramePr>
+                  <a:graphic xmlns:a="http://schemas.openxmlformats.org/drawingml/2006/main">
+                    <a:graphicData uri="http://schemas.openxmlformats.org/drawingml/2006/picture">
+                      <pic:pic xmlns:pic="http://schemas.openxmlformats.org/drawingml/2006/picture">
+                        <pic:nvPicPr>
+                          <pic:cNvPr id="1637021688" name=""/>
+                          <pic:cNvPicPr/>
+                        </pic:nvPicPr>
+                        <pic:blipFill>
+                          <a:blip r:embed="rId7"/>
+                          <a:stretch>
+                            <a:fillRect/>
+                          </a:stretch>
+                        </pic:blipFill>
+                        <pic:spPr>
+                          <a:xfrm>
+                            <a:off x="0" y="0"/>
+                            <a:ext cx="5731510" cy="4441825"/>
                           </a:xfrm>
                           <a:prstGeom prst="rect">
                             <a:avLst/>

--- a/LabExercises-Sem1/2025166043-DSLaboratory.docx
+++ b/LabExercises-Sem1/2025166043-DSLaboratory.docx
@@ -78,26 +78,16 @@
               <w:t xml:space="preserve"> = </w:t>
             </w:r>
             <w:proofErr w:type="spellStart"/>
-            <w:proofErr w:type="gramStart"/>
-            <w:r>
-              <w:t>os.path</w:t>
-            </w:r>
-            <w:proofErr w:type="gramEnd"/>
-            <w:r>
-              <w:t>.dirname</w:t>
+            <w:r>
+              <w:t>os.path.dirname</w:t>
             </w:r>
             <w:proofErr w:type="spellEnd"/>
             <w:r>
               <w:t>(</w:t>
             </w:r>
             <w:proofErr w:type="spellStart"/>
-            <w:proofErr w:type="gramStart"/>
-            <w:r>
-              <w:t>os.path</w:t>
-            </w:r>
-            <w:proofErr w:type="gramEnd"/>
-            <w:r>
-              <w:t>.abspath</w:t>
+            <w:r>
+              <w:t>os.path.abspath</w:t>
             </w:r>
             <w:proofErr w:type="spellEnd"/>
             <w:r>
@@ -114,24 +104,14 @@
               <w:t xml:space="preserve"> = </w:t>
             </w:r>
             <w:proofErr w:type="spellStart"/>
-            <w:proofErr w:type="gramStart"/>
-            <w:r>
-              <w:t>os.path</w:t>
-            </w:r>
-            <w:proofErr w:type="gramEnd"/>
-            <w:r>
-              <w:t>.</w:t>
-            </w:r>
-            <w:proofErr w:type="gramStart"/>
-            <w:r>
-              <w:t>join</w:t>
+            <w:r>
+              <w:t>os.path.join</w:t>
             </w:r>
             <w:proofErr w:type="spellEnd"/>
             <w:r>
               <w:t>(</w:t>
             </w:r>
             <w:proofErr w:type="spellStart"/>
-            <w:proofErr w:type="gramEnd"/>
             <w:r>
               <w:t>base_dir</w:t>
             </w:r>
@@ -151,13 +131,8 @@
               <w:t xml:space="preserve"> = </w:t>
             </w:r>
             <w:proofErr w:type="spellStart"/>
-            <w:proofErr w:type="gramStart"/>
-            <w:r>
-              <w:t>pd.read</w:t>
-            </w:r>
-            <w:proofErr w:type="gramEnd"/>
-            <w:r>
-              <w:t>_csv</w:t>
+            <w:r>
+              <w:t>pd.read_csv</w:t>
             </w:r>
             <w:proofErr w:type="spellEnd"/>
             <w:r>
@@ -177,12 +152,10 @@
               <w:t>print(</w:t>
             </w:r>
             <w:proofErr w:type="spellStart"/>
-            <w:proofErr w:type="gramStart"/>
             <w:r>
               <w:t>df.head</w:t>
             </w:r>
             <w:proofErr w:type="spellEnd"/>
-            <w:proofErr w:type="gramEnd"/>
             <w:r>
               <w:t>())</w:t>
             </w:r>
@@ -200,15 +173,7 @@
           </w:p>
           <w:p>
             <w:r>
-              <w:t xml:space="preserve">with </w:t>
-            </w:r>
-            <w:proofErr w:type="gramStart"/>
-            <w:r>
-              <w:t>open(</w:t>
-            </w:r>
-            <w:proofErr w:type="gramEnd"/>
-            <w:r>
-              <w:t>"output/output.txt", "w") as f:</w:t>
+              <w:t>with open("output/output.txt", "w") as f:</w:t>
             </w:r>
           </w:p>
           <w:p>
@@ -216,12 +181,10 @@
               <w:t xml:space="preserve">    </w:t>
             </w:r>
             <w:proofErr w:type="spellStart"/>
-            <w:proofErr w:type="gramStart"/>
             <w:r>
               <w:t>f.write</w:t>
             </w:r>
             <w:proofErr w:type="spellEnd"/>
-            <w:proofErr w:type="gramEnd"/>
             <w:r>
               <w:t>("Hello World\n")</w:t>
             </w:r>
@@ -231,40 +194,28 @@
               <w:t xml:space="preserve">    </w:t>
             </w:r>
             <w:proofErr w:type="spellStart"/>
-            <w:proofErr w:type="gramStart"/>
             <w:r>
               <w:t>f.write</w:t>
             </w:r>
             <w:proofErr w:type="spellEnd"/>
-            <w:proofErr w:type="gramEnd"/>
             <w:r>
               <w:t>(</w:t>
             </w:r>
             <w:proofErr w:type="spellStart"/>
-            <w:proofErr w:type="gramStart"/>
             <w:r>
               <w:t>df.head</w:t>
             </w:r>
             <w:proofErr w:type="spellEnd"/>
-            <w:proofErr w:type="gramEnd"/>
             <w:r>
               <w:t>().</w:t>
             </w:r>
             <w:proofErr w:type="spellStart"/>
             <w:r>
-              <w:t>to_</w:t>
-            </w:r>
-            <w:proofErr w:type="gramStart"/>
-            <w:r>
-              <w:t>string</w:t>
-            </w:r>
-            <w:proofErr w:type="spellEnd"/>
-            <w:r>
-              <w:t>(</w:t>
-            </w:r>
-            <w:proofErr w:type="gramEnd"/>
-            <w:r>
-              <w:t>))</w:t>
+              <w:t>to_string</w:t>
+            </w:r>
+            <w:proofErr w:type="spellEnd"/>
+            <w:r>
+              <w:t>())</w:t>
             </w:r>
           </w:p>
           <w:p/>
@@ -395,258 +346,158 @@
           </w:p>
           <w:p/>
           <w:p>
-            <w:proofErr w:type="gramStart"/>
+            <w:r>
+              <w:t>print("Mean: " + str(</w:t>
+            </w:r>
+            <w:proofErr w:type="spellStart"/>
+            <w:r>
+              <w:t>np.mean</w:t>
+            </w:r>
+            <w:proofErr w:type="spellEnd"/>
+            <w:r>
+              <w:t>(ages)))  # Mean</w:t>
+            </w:r>
+          </w:p>
+          <w:p>
+            <w:r>
+              <w:t>print("Median: " + str(</w:t>
+            </w:r>
+            <w:proofErr w:type="spellStart"/>
+            <w:r>
+              <w:t>np.median</w:t>
+            </w:r>
+            <w:proofErr w:type="spellEnd"/>
+            <w:r>
+              <w:t>(ages)))  # Median</w:t>
+            </w:r>
+          </w:p>
+          <w:p>
+            <w:r>
+              <w:t>print("</w:t>
+            </w:r>
+            <w:proofErr w:type="spellStart"/>
+            <w:r>
+              <w:t>StandardDeviation</w:t>
+            </w:r>
+            <w:proofErr w:type="spellEnd"/>
+            <w:r>
+              <w:t>: " + str(</w:t>
+            </w:r>
+            <w:proofErr w:type="spellStart"/>
+            <w:r>
+              <w:t>np.std</w:t>
+            </w:r>
+            <w:proofErr w:type="spellEnd"/>
+            <w:r>
+              <w:t>(ages)))  # Standard Deviation</w:t>
+            </w:r>
+          </w:p>
+          <w:p>
+            <w:r>
+              <w:t>print("Variance: " + str(</w:t>
+            </w:r>
+            <w:proofErr w:type="spellStart"/>
+            <w:r>
+              <w:t>np.var</w:t>
+            </w:r>
+            <w:proofErr w:type="spellEnd"/>
+            <w:r>
+              <w:t>(ages)))  # Variance</w:t>
+            </w:r>
+          </w:p>
+          <w:p>
+            <w:proofErr w:type="spellStart"/>
+            <w:r>
+              <w:t>df</w:t>
+            </w:r>
+            <w:proofErr w:type="spellEnd"/>
+            <w:r>
+              <w:t xml:space="preserve">  = </w:t>
+            </w:r>
+            <w:proofErr w:type="spellStart"/>
+            <w:r>
+              <w:t>pd.DataFrame</w:t>
+            </w:r>
+            <w:proofErr w:type="spellEnd"/>
+            <w:r>
+              <w:t>(ages, columns=['ages'])</w:t>
+            </w:r>
+          </w:p>
+          <w:p>
+            <w:r>
+              <w:t>print("Mode: " + str(</w:t>
+            </w:r>
+            <w:proofErr w:type="spellStart"/>
+            <w:r>
+              <w:t>df.ages.mode</w:t>
+            </w:r>
+            <w:proofErr w:type="spellEnd"/>
+            <w:r>
+              <w:t>()))  # Mode</w:t>
+            </w:r>
+          </w:p>
+          <w:p/>
+          <w:p>
+            <w:r>
+              <w:t xml:space="preserve">q1 = </w:t>
+            </w:r>
+            <w:proofErr w:type="spellStart"/>
+            <w:r>
+              <w:t>np.percentile</w:t>
+            </w:r>
+            <w:proofErr w:type="spellEnd"/>
+            <w:r>
+              <w:t>(ages, 25)</w:t>
+            </w:r>
+          </w:p>
+          <w:p>
+            <w:r>
+              <w:t xml:space="preserve">q3 = </w:t>
+            </w:r>
+            <w:proofErr w:type="spellStart"/>
+            <w:r>
+              <w:t>np.percentile</w:t>
+            </w:r>
+            <w:proofErr w:type="spellEnd"/>
+            <w:r>
+              <w:t>(ages, 75)</w:t>
+            </w:r>
+          </w:p>
+          <w:p/>
+          <w:p>
+            <w:proofErr w:type="spellStart"/>
+            <w:r>
+              <w:t>iqr</w:t>
+            </w:r>
+            <w:proofErr w:type="spellEnd"/>
+            <w:r>
+              <w:t xml:space="preserve"> = q3 - q1</w:t>
+            </w:r>
+          </w:p>
+          <w:p>
             <w:r>
               <w:t>print(</w:t>
             </w:r>
-            <w:proofErr w:type="gramEnd"/>
-            <w:r>
-              <w:t>"Mean: " + str(</w:t>
-            </w:r>
-            <w:proofErr w:type="spellStart"/>
-            <w:proofErr w:type="gramStart"/>
-            <w:r>
-              <w:t>np.mean</w:t>
-            </w:r>
-            <w:proofErr w:type="spellEnd"/>
-            <w:proofErr w:type="gramEnd"/>
-            <w:r>
-              <w:t>(ages)</w:t>
-            </w:r>
-            <w:proofErr w:type="gramStart"/>
-            <w:r>
-              <w:t>))  #</w:t>
-            </w:r>
-            <w:proofErr w:type="gramEnd"/>
-            <w:r>
-              <w:t xml:space="preserve"> Mean</w:t>
-            </w:r>
-          </w:p>
-          <w:p>
-            <w:proofErr w:type="gramStart"/>
-            <w:r>
-              <w:t>print(</w:t>
-            </w:r>
-            <w:proofErr w:type="gramEnd"/>
-            <w:r>
-              <w:t>"Median: " + str(</w:t>
-            </w:r>
-            <w:proofErr w:type="spellStart"/>
-            <w:proofErr w:type="gramStart"/>
-            <w:r>
-              <w:t>np.median</w:t>
-            </w:r>
-            <w:proofErr w:type="spellEnd"/>
-            <w:proofErr w:type="gramEnd"/>
-            <w:r>
-              <w:t>(ages)</w:t>
-            </w:r>
-            <w:proofErr w:type="gramStart"/>
-            <w:r>
-              <w:t>))  #</w:t>
-            </w:r>
-            <w:proofErr w:type="gramEnd"/>
-            <w:r>
-              <w:t xml:space="preserve"> Median</w:t>
-            </w:r>
-          </w:p>
-          <w:p>
-            <w:proofErr w:type="gramStart"/>
-            <w:r>
-              <w:t>print(</w:t>
-            </w:r>
-            <w:proofErr w:type="gramEnd"/>
-            <w:r>
-              <w:t>"</w:t>
-            </w:r>
-            <w:proofErr w:type="spellStart"/>
-            <w:r>
-              <w:t>StandardDeviation</w:t>
-            </w:r>
-            <w:proofErr w:type="spellEnd"/>
-            <w:r>
-              <w:t>: " + str(</w:t>
-            </w:r>
-            <w:proofErr w:type="spellStart"/>
-            <w:r>
-              <w:t>np.std</w:t>
-            </w:r>
-            <w:proofErr w:type="spellEnd"/>
-            <w:r>
-              <w:t>(ages)</w:t>
-            </w:r>
-            <w:proofErr w:type="gramStart"/>
-            <w:r>
-              <w:t>))  #</w:t>
-            </w:r>
-            <w:proofErr w:type="gramEnd"/>
-            <w:r>
-              <w:t xml:space="preserve"> Standard Deviation</w:t>
-            </w:r>
-          </w:p>
-          <w:p>
-            <w:proofErr w:type="gramStart"/>
-            <w:r>
-              <w:t>print(</w:t>
-            </w:r>
-            <w:proofErr w:type="gramEnd"/>
-            <w:r>
-              <w:t>"Variance: " + str(</w:t>
-            </w:r>
-            <w:proofErr w:type="spellStart"/>
-            <w:r>
-              <w:t>np.var</w:t>
-            </w:r>
-            <w:proofErr w:type="spellEnd"/>
-            <w:r>
-              <w:t>(ages)</w:t>
-            </w:r>
-            <w:proofErr w:type="gramStart"/>
-            <w:r>
-              <w:t>))  #</w:t>
-            </w:r>
-            <w:proofErr w:type="gramEnd"/>
-            <w:r>
-              <w:t xml:space="preserve"> Variance</w:t>
-            </w:r>
-          </w:p>
-          <w:p>
-            <w:proofErr w:type="spellStart"/>
-            <w:proofErr w:type="gramStart"/>
-            <w:r>
-              <w:t>df</w:t>
-            </w:r>
-            <w:proofErr w:type="spellEnd"/>
-            <w:r>
-              <w:t xml:space="preserve">  =</w:t>
-            </w:r>
-            <w:proofErr w:type="gramEnd"/>
-            <w:r>
-              <w:t xml:space="preserve"> </w:t>
-            </w:r>
-            <w:proofErr w:type="spellStart"/>
-            <w:proofErr w:type="gramStart"/>
-            <w:r>
-              <w:t>pd.DataFrame</w:t>
-            </w:r>
-            <w:proofErr w:type="spellEnd"/>
-            <w:proofErr w:type="gramEnd"/>
-            <w:r>
-              <w:t>(ages, columns=['ages'])</w:t>
-            </w:r>
-          </w:p>
-          <w:p>
-            <w:proofErr w:type="gramStart"/>
-            <w:r>
-              <w:t>print(</w:t>
-            </w:r>
-            <w:proofErr w:type="gramEnd"/>
-            <w:r>
-              <w:t>"Mode: " + str(</w:t>
-            </w:r>
-            <w:proofErr w:type="spellStart"/>
-            <w:proofErr w:type="gramStart"/>
-            <w:r>
-              <w:t>df.ages</w:t>
-            </w:r>
-            <w:proofErr w:type="gramEnd"/>
-            <w:r>
-              <w:t>.</w:t>
-            </w:r>
-            <w:proofErr w:type="gramStart"/>
-            <w:r>
-              <w:t>mode</w:t>
-            </w:r>
-            <w:proofErr w:type="spellEnd"/>
-            <w:r>
-              <w:t>(</w:t>
-            </w:r>
-            <w:proofErr w:type="gramEnd"/>
-            <w:r>
-              <w:t>)</w:t>
-            </w:r>
-            <w:proofErr w:type="gramStart"/>
-            <w:r>
-              <w:t>))  #</w:t>
-            </w:r>
-            <w:proofErr w:type="gramEnd"/>
-            <w:r>
-              <w:t xml:space="preserve"> Mode</w:t>
-            </w:r>
-          </w:p>
-          <w:p/>
-          <w:p>
-            <w:r>
-              <w:t xml:space="preserve">q1 = </w:t>
-            </w:r>
-            <w:proofErr w:type="spellStart"/>
-            <w:proofErr w:type="gramStart"/>
-            <w:r>
-              <w:t>np.percentile</w:t>
-            </w:r>
-            <w:proofErr w:type="spellEnd"/>
-            <w:proofErr w:type="gramEnd"/>
-            <w:r>
-              <w:t>(ages, 25)</w:t>
-            </w:r>
-          </w:p>
-          <w:p>
-            <w:r>
-              <w:t xml:space="preserve">q3 = </w:t>
-            </w:r>
-            <w:proofErr w:type="spellStart"/>
-            <w:proofErr w:type="gramStart"/>
-            <w:r>
-              <w:t>np.percentile</w:t>
-            </w:r>
-            <w:proofErr w:type="spellEnd"/>
-            <w:proofErr w:type="gramEnd"/>
-            <w:r>
-              <w:t>(ages, 75)</w:t>
-            </w:r>
-          </w:p>
-          <w:p/>
-          <w:p>
+            <w:proofErr w:type="spellStart"/>
+            <w:r>
+              <w:t>f"Interquartile</w:t>
+            </w:r>
+            <w:proofErr w:type="spellEnd"/>
+            <w:r>
+              <w:t xml:space="preserve"> Range (IQR): {</w:t>
+            </w:r>
             <w:proofErr w:type="spellStart"/>
             <w:r>
               <w:t>iqr</w:t>
             </w:r>
             <w:proofErr w:type="spellEnd"/>
             <w:r>
-              <w:t xml:space="preserve"> = q3 - q1</w:t>
-            </w:r>
-          </w:p>
-          <w:p>
-            <w:proofErr w:type="gramStart"/>
-            <w:r>
-              <w:t>print(</w:t>
-            </w:r>
-            <w:proofErr w:type="spellStart"/>
-            <w:proofErr w:type="gramEnd"/>
-            <w:r>
-              <w:t>f"Interquartile</w:t>
-            </w:r>
-            <w:proofErr w:type="spellEnd"/>
-            <w:r>
-              <w:t xml:space="preserve"> Range (IQR): {</w:t>
-            </w:r>
-            <w:proofErr w:type="spellStart"/>
-            <w:r>
-              <w:t>iqr</w:t>
-            </w:r>
-            <w:proofErr w:type="spellEnd"/>
-            <w:r>
               <w:t>}")</w:t>
             </w:r>
           </w:p>
           <w:p>
-            <w:proofErr w:type="gramStart"/>
-            <w:r>
-              <w:t>print(</w:t>
-            </w:r>
-            <w:proofErr w:type="gramEnd"/>
-            <w:r>
-              <w:t>"Range: " + str(</w:t>
+            <w:r>
+              <w:t>print("Range: " + str(</w:t>
             </w:r>
             <w:proofErr w:type="spellStart"/>
             <w:r>
@@ -662,15 +513,7 @@
             </w:r>
             <w:proofErr w:type="spellEnd"/>
             <w:r>
-              <w:t>(ages)</w:t>
-            </w:r>
-            <w:proofErr w:type="gramStart"/>
-            <w:r>
-              <w:t>))  #</w:t>
-            </w:r>
-            <w:proofErr w:type="gramEnd"/>
-            <w:r>
-              <w:t xml:space="preserve"> Range</w:t>
+              <w:t>(ages)))  # Range</w:t>
             </w:r>
           </w:p>
           <w:p>
@@ -940,26 +783,18 @@
             </w:r>
             <w:proofErr w:type="spellStart"/>
             <w:r>
-              <w:t>sorted_</w:t>
-            </w:r>
-            <w:proofErr w:type="gramStart"/>
-            <w:r>
-              <w:t>data</w:t>
-            </w:r>
-            <w:proofErr w:type="spellEnd"/>
-            <w:r>
-              <w:t>[</w:t>
-            </w:r>
-            <w:proofErr w:type="gramEnd"/>
-            <w:r>
-              <w:t xml:space="preserve">mid - 1] + </w:t>
-            </w:r>
-            <w:proofErr w:type="spellStart"/>
-            <w:r>
               <w:t>sorted_data</w:t>
             </w:r>
             <w:proofErr w:type="spellEnd"/>
             <w:r>
+              <w:t xml:space="preserve">[mid - 1] + </w:t>
+            </w:r>
+            <w:proofErr w:type="spellStart"/>
+            <w:r>
+              <w:t>sorted_data</w:t>
+            </w:r>
+            <w:proofErr w:type="spellEnd"/>
+            <w:r>
               <w:t>[mid]) / 2</w:t>
             </w:r>
           </w:p>
@@ -1015,17 +850,12 @@
               <w:t xml:space="preserve">        frequency[value] = </w:t>
             </w:r>
             <w:proofErr w:type="spellStart"/>
-            <w:proofErr w:type="gramStart"/>
             <w:r>
               <w:t>frequency.get</w:t>
             </w:r>
             <w:proofErr w:type="spellEnd"/>
             <w:r>
-              <w:t>(</w:t>
-            </w:r>
-            <w:proofErr w:type="gramEnd"/>
-            <w:r>
-              <w:t>value, 0) + 1</w:t>
+              <w:t>(value, 0) + 1</w:t>
             </w:r>
           </w:p>
           <w:p/>
@@ -1042,12 +872,10 @@
               <w:t xml:space="preserve"> = max(</w:t>
             </w:r>
             <w:proofErr w:type="spellStart"/>
-            <w:proofErr w:type="gramStart"/>
             <w:r>
               <w:t>frequency.values</w:t>
             </w:r>
             <w:proofErr w:type="spellEnd"/>
-            <w:proofErr w:type="gramEnd"/>
             <w:r>
               <w:t>())</w:t>
             </w:r>
@@ -1065,12 +893,10 @@
               <w:t xml:space="preserve"> in </w:t>
             </w:r>
             <w:proofErr w:type="spellStart"/>
-            <w:proofErr w:type="gramStart"/>
             <w:r>
               <w:t>frequency.items</w:t>
             </w:r>
             <w:proofErr w:type="spellEnd"/>
-            <w:proofErr w:type="gramEnd"/>
             <w:r>
               <w:t xml:space="preserve">() if </w:t>
             </w:r>
@@ -1145,15 +971,7 @@
           </w:p>
           <w:p>
             <w:r>
-              <w:t xml:space="preserve">        return </w:t>
-            </w:r>
-            <w:proofErr w:type="gramStart"/>
-            <w:r>
-              <w:t>modes[</w:t>
-            </w:r>
-            <w:proofErr w:type="gramEnd"/>
-            <w:r>
-              <w:t>0]</w:t>
+              <w:t>        return modes[0]</w:t>
             </w:r>
           </w:p>
           <w:p>
@@ -1259,23 +1077,13 @@
           </w:p>
           <w:p/>
           <w:p>
-            <w:proofErr w:type="gramStart"/>
-            <w:r>
-              <w:t>print(</w:t>
-            </w:r>
-            <w:proofErr w:type="gramEnd"/>
-            <w:r>
-              <w:t>"Data:", data)</w:t>
-            </w:r>
-          </w:p>
-          <w:p>
-            <w:proofErr w:type="gramStart"/>
-            <w:r>
-              <w:t>print(</w:t>
-            </w:r>
-            <w:proofErr w:type="gramEnd"/>
-            <w:r>
-              <w:t xml:space="preserve">"Mean:", </w:t>
+            <w:r>
+              <w:t>print("Data:", data)</w:t>
+            </w:r>
+          </w:p>
+          <w:p>
+            <w:r>
+              <w:t xml:space="preserve">print("Mean:", </w:t>
             </w:r>
             <w:proofErr w:type="spellStart"/>
             <w:r>
@@ -1287,13 +1095,8 @@
             </w:r>
           </w:p>
           <w:p>
-            <w:proofErr w:type="gramStart"/>
-            <w:r>
-              <w:t>print(</w:t>
-            </w:r>
-            <w:proofErr w:type="gramEnd"/>
-            <w:r>
-              <w:t xml:space="preserve">"Median:", </w:t>
+            <w:r>
+              <w:t xml:space="preserve">print("Median:", </w:t>
             </w:r>
             <w:proofErr w:type="spellStart"/>
             <w:r>
@@ -1305,13 +1108,8 @@
             </w:r>
           </w:p>
           <w:p>
-            <w:proofErr w:type="gramStart"/>
-            <w:r>
-              <w:t>print(</w:t>
-            </w:r>
-            <w:proofErr w:type="gramEnd"/>
-            <w:r>
-              <w:t xml:space="preserve">"Mode:", </w:t>
+            <w:r>
+              <w:t xml:space="preserve">print("Mode:", </w:t>
             </w:r>
             <w:proofErr w:type="spellStart"/>
             <w:r>
@@ -1323,13 +1121,8 @@
             </w:r>
           </w:p>
           <w:p>
-            <w:proofErr w:type="gramStart"/>
-            <w:r>
-              <w:t>print(</w:t>
-            </w:r>
-            <w:proofErr w:type="gramEnd"/>
-            <w:r>
-              <w:t>"Standard Deviation:", round(</w:t>
+            <w:r>
+              <w:t>print("Standard Deviation:", round(</w:t>
             </w:r>
             <w:proofErr w:type="spellStart"/>
             <w:r>
@@ -1466,6 +1259,12 @@
         <w:rPr>
           <w:lang w:val="en-US"/>
         </w:rPr>
+        <w:t xml:space="preserve">Experiment 3: </w:t>
+      </w:r>
+      <w:r>
+        <w:rPr>
+          <w:lang w:val="en-US"/>
+        </w:rPr>
         <w:t>Probability Distributions</w:t>
       </w:r>
     </w:p>
@@ -1501,12 +1300,10 @@
               <w:t xml:space="preserve">from </w:t>
             </w:r>
             <w:proofErr w:type="spellStart"/>
-            <w:proofErr w:type="gramStart"/>
             <w:r>
               <w:t>scipy.stats</w:t>
             </w:r>
             <w:proofErr w:type="spellEnd"/>
-            <w:proofErr w:type="gramEnd"/>
             <w:r>
               <w:t xml:space="preserve"> import </w:t>
             </w:r>
@@ -1521,12 +1318,10 @@
               <w:t xml:space="preserve">import </w:t>
             </w:r>
             <w:proofErr w:type="spellStart"/>
-            <w:proofErr w:type="gramStart"/>
             <w:r>
               <w:t>matplotlib.pyplot</w:t>
             </w:r>
             <w:proofErr w:type="spellEnd"/>
-            <w:proofErr w:type="gramEnd"/>
             <w:r>
               <w:t xml:space="preserve"> as </w:t>
             </w:r>
@@ -1577,13 +1372,8 @@
               <w:t>(</w:t>
             </w:r>
             <w:proofErr w:type="spellStart"/>
-            <w:proofErr w:type="gramStart"/>
-            <w:r>
-              <w:t>r,n</w:t>
-            </w:r>
-            <w:proofErr w:type="gramEnd"/>
-            <w:r>
-              <w:t>,p</w:t>
+            <w:r>
+              <w:t>r,n,p</w:t>
             </w:r>
             <w:proofErr w:type="spellEnd"/>
             <w:r>
@@ -1601,7 +1391,6 @@
           <w:p/>
           <w:p>
             <w:proofErr w:type="spellStart"/>
-            <w:proofErr w:type="gramStart"/>
             <w:r>
               <w:t>plt.bar</w:t>
             </w:r>
@@ -1610,7 +1399,6 @@
               <w:t>(</w:t>
             </w:r>
             <w:proofErr w:type="spellStart"/>
-            <w:proofErr w:type="gramEnd"/>
             <w:r>
               <w:t>r_values</w:t>
             </w:r>
@@ -1633,12 +1421,10 @@
               <w:t xml:space="preserve">_ = </w:t>
             </w:r>
             <w:proofErr w:type="spellStart"/>
-            <w:proofErr w:type="gramStart"/>
             <w:r>
               <w:t>plt.title</w:t>
             </w:r>
             <w:proofErr w:type="spellEnd"/>
-            <w:proofErr w:type="gramEnd"/>
             <w:r>
               <w:t>(</w:t>
             </w:r>
@@ -1654,12 +1440,10 @@
           <w:p/>
           <w:p>
             <w:proofErr w:type="spellStart"/>
-            <w:proofErr w:type="gramStart"/>
             <w:r>
               <w:t>plt.show</w:t>
             </w:r>
             <w:proofErr w:type="spellEnd"/>
-            <w:proofErr w:type="gramEnd"/>
             <w:r>
               <w:t>()</w:t>
             </w:r>
@@ -1716,6 +1500,7 @@
             </w:pPr>
             <w:r>
               <w:rPr>
+                <w:noProof/>
                 <w:lang w:val="en-US"/>
               </w:rPr>
               <w:lastRenderedPageBreak/>
@@ -1805,12 +1590,10 @@
               <w:t xml:space="preserve">from </w:t>
             </w:r>
             <w:proofErr w:type="spellStart"/>
-            <w:proofErr w:type="gramStart"/>
             <w:r>
               <w:t>scipy.stats</w:t>
             </w:r>
             <w:proofErr w:type="spellEnd"/>
-            <w:proofErr w:type="gramEnd"/>
             <w:r>
               <w:t xml:space="preserve"> import </w:t>
             </w:r>
@@ -1825,12 +1608,10 @@
               <w:t xml:space="preserve">import </w:t>
             </w:r>
             <w:proofErr w:type="spellStart"/>
-            <w:proofErr w:type="gramStart"/>
             <w:r>
               <w:t>matplotlib.pyplot</w:t>
             </w:r>
             <w:proofErr w:type="spellEnd"/>
-            <w:proofErr w:type="gramEnd"/>
             <w:r>
               <w:t xml:space="preserve"> as </w:t>
             </w:r>
@@ -1864,12 +1645,10 @@
               <w:t xml:space="preserve"> = </w:t>
             </w:r>
             <w:proofErr w:type="spellStart"/>
-            <w:proofErr w:type="gramStart"/>
             <w:r>
               <w:t>np.arange</w:t>
             </w:r>
             <w:proofErr w:type="spellEnd"/>
-            <w:proofErr w:type="gramEnd"/>
             <w:r>
               <w:t>(0,15)</w:t>
             </w:r>
@@ -1885,7 +1664,6 @@
               <w:t xml:space="preserve"> = </w:t>
             </w:r>
             <w:proofErr w:type="spellStart"/>
-            <w:proofErr w:type="gramStart"/>
             <w:r>
               <w:t>poisson.pmf</w:t>
             </w:r>
@@ -1894,7 +1672,6 @@
               <w:t>(</w:t>
             </w:r>
             <w:proofErr w:type="spellStart"/>
-            <w:proofErr w:type="gramEnd"/>
             <w:r>
               <w:t>k_values</w:t>
             </w:r>
@@ -1915,15 +1692,7 @@
             </w:r>
             <w:proofErr w:type="spellStart"/>
             <w:r>
-              <w:t>k_</w:t>
-            </w:r>
-            <w:proofErr w:type="gramStart"/>
-            <w:r>
-              <w:t>values,pmf</w:t>
-            </w:r>
-            <w:proofErr w:type="gramEnd"/>
-            <w:r>
-              <w:t>_values</w:t>
+              <w:t>k_values,pmf_values</w:t>
             </w:r>
             <w:proofErr w:type="spellEnd"/>
             <w:r>
@@ -1936,38 +1705,29 @@
               <w:t xml:space="preserve">_ = </w:t>
             </w:r>
             <w:proofErr w:type="spellStart"/>
-            <w:proofErr w:type="gramStart"/>
             <w:r>
               <w:t>plt.title</w:t>
             </w:r>
             <w:proofErr w:type="spellEnd"/>
-            <w:proofErr w:type="gramEnd"/>
             <w:r>
               <w:t>(</w:t>
             </w:r>
             <w:proofErr w:type="spellStart"/>
-            <w:proofErr w:type="gramStart"/>
             <w:r>
               <w:t>f'Poisson</w:t>
             </w:r>
             <w:proofErr w:type="spellEnd"/>
             <w:r>
-              <w:t xml:space="preserve">  distribution</w:t>
-            </w:r>
-            <w:proofErr w:type="gramEnd"/>
-            <w:r>
-              <w:t>')</w:t>
+              <w:t xml:space="preserve">  distribution')</w:t>
             </w:r>
           </w:p>
           <w:p/>
           <w:p>
             <w:proofErr w:type="spellStart"/>
-            <w:proofErr w:type="gramStart"/>
             <w:r>
               <w:t>plt.show</w:t>
             </w:r>
             <w:proofErr w:type="spellEnd"/>
-            <w:proofErr w:type="gramEnd"/>
             <w:r>
               <w:t>()</w:t>
             </w:r>
@@ -2024,6 +1784,7 @@
             </w:pPr>
             <w:r>
               <w:rPr>
+                <w:noProof/>
                 <w:lang w:val="en-US"/>
               </w:rPr>
               <w:lastRenderedPageBreak/>
@@ -2067,6 +1828,315 @@
         </w:tc>
       </w:tr>
     </w:tbl>
+    <w:p>
+      <w:pPr>
+        <w:rPr>
+          <w:lang w:val="en-US"/>
+        </w:rPr>
+      </w:pPr>
+    </w:p>
+    <w:p>
+      <w:pPr>
+        <w:rPr>
+          <w:lang w:val="en-US"/>
+        </w:rPr>
+      </w:pPr>
+    </w:p>
+    <w:p>
+      <w:pPr>
+        <w:rPr>
+          <w:lang w:val="en-US"/>
+        </w:rPr>
+      </w:pPr>
+      <w:r>
+        <w:rPr>
+          <w:lang w:val="en-US"/>
+        </w:rPr>
+        <w:t>Normal</w:t>
+      </w:r>
+      <w:r>
+        <w:rPr>
+          <w:lang w:val="en-US"/>
+        </w:rPr>
+        <w:t xml:space="preserve"> Distribution</w:t>
+      </w:r>
+    </w:p>
+    <w:tbl>
+      <w:tblPr>
+        <w:tblStyle w:val="TableGrid"/>
+        <w:tblW w:w="0" w:type="auto"/>
+        <w:tblLook w:val="04A0" w:firstRow="1" w:lastRow="0" w:firstColumn="1" w:lastColumn="0" w:noHBand="0" w:noVBand="1"/>
+      </w:tblPr>
+      <w:tblGrid>
+        <w:gridCol w:w="9016"/>
+      </w:tblGrid>
+      <w:tr>
+        <w:tc>
+          <w:tcPr>
+            <w:tcW w:w="9016" w:type="dxa"/>
+          </w:tcPr>
+          <w:p>
+            <w:r>
+              <w:t xml:space="preserve">import </w:t>
+            </w:r>
+            <w:proofErr w:type="spellStart"/>
+            <w:r>
+              <w:t>numpy</w:t>
+            </w:r>
+            <w:proofErr w:type="spellEnd"/>
+            <w:r>
+              <w:t xml:space="preserve"> as np</w:t>
+            </w:r>
+          </w:p>
+          <w:p>
+            <w:r>
+              <w:t xml:space="preserve">from </w:t>
+            </w:r>
+            <w:proofErr w:type="spellStart"/>
+            <w:r>
+              <w:t>scipy.stats</w:t>
+            </w:r>
+            <w:proofErr w:type="spellEnd"/>
+            <w:r>
+              <w:t xml:space="preserve"> import norm</w:t>
+            </w:r>
+          </w:p>
+          <w:p>
+            <w:r>
+              <w:t xml:space="preserve">import </w:t>
+            </w:r>
+            <w:proofErr w:type="spellStart"/>
+            <w:r>
+              <w:t>matplotlib.pyplot</w:t>
+            </w:r>
+            <w:proofErr w:type="spellEnd"/>
+            <w:r>
+              <w:t xml:space="preserve"> as </w:t>
+            </w:r>
+            <w:proofErr w:type="spellStart"/>
+            <w:r>
+              <w:t>plt</w:t>
+            </w:r>
+            <w:proofErr w:type="spellEnd"/>
+          </w:p>
+          <w:p/>
+          <w:p>
+            <w:r>
+              <w:t>mean = 0</w:t>
+            </w:r>
+          </w:p>
+          <w:p>
+            <w:proofErr w:type="spellStart"/>
+            <w:r>
+              <w:t>std_dev</w:t>
+            </w:r>
+            <w:proofErr w:type="spellEnd"/>
+            <w:r>
+              <w:t xml:space="preserve"> = 1</w:t>
+            </w:r>
+          </w:p>
+          <w:p/>
+          <w:p>
+            <w:r>
+              <w:t xml:space="preserve">x = </w:t>
+            </w:r>
+            <w:proofErr w:type="spellStart"/>
+            <w:r>
+              <w:t>np.linspace</w:t>
+            </w:r>
+            <w:proofErr w:type="spellEnd"/>
+            <w:r>
+              <w:t>(-4,4,100)</w:t>
+            </w:r>
+          </w:p>
+          <w:p/>
+          <w:p>
+            <w:r>
+              <w:t>print(x)</w:t>
+            </w:r>
+          </w:p>
+          <w:p>
+            <w:r>
+              <w:t>y = norm.pdf(</w:t>
+            </w:r>
+            <w:proofErr w:type="spellStart"/>
+            <w:r>
+              <w:t>x,mean</w:t>
+            </w:r>
+            <w:proofErr w:type="spellEnd"/>
+            <w:r>
+              <w:t xml:space="preserve">, </w:t>
+            </w:r>
+            <w:proofErr w:type="spellStart"/>
+            <w:r>
+              <w:t>std_dev</w:t>
+            </w:r>
+            <w:proofErr w:type="spellEnd"/>
+            <w:r>
+              <w:t>)</w:t>
+            </w:r>
+          </w:p>
+          <w:p/>
+          <w:p>
+            <w:proofErr w:type="spellStart"/>
+            <w:r>
+              <w:t>plt.plot</w:t>
+            </w:r>
+            <w:proofErr w:type="spellEnd"/>
+            <w:r>
+              <w:t>(</w:t>
+            </w:r>
+            <w:proofErr w:type="spellStart"/>
+            <w:r>
+              <w:t>x,y</w:t>
+            </w:r>
+            <w:proofErr w:type="spellEnd"/>
+            <w:r>
+              <w:t>)</w:t>
+            </w:r>
+          </w:p>
+          <w:p>
+            <w:proofErr w:type="spellStart"/>
+            <w:r>
+              <w:t>plt.title</w:t>
+            </w:r>
+            <w:proofErr w:type="spellEnd"/>
+            <w:r>
+              <w:t>("Normal Distribution( Mean = 0, SD = 1)")</w:t>
+            </w:r>
+          </w:p>
+          <w:p>
+            <w:proofErr w:type="spellStart"/>
+            <w:r>
+              <w:t>plt.xlabel</w:t>
+            </w:r>
+            <w:proofErr w:type="spellEnd"/>
+            <w:r>
+              <w:t>("X Values")</w:t>
+            </w:r>
+          </w:p>
+          <w:p>
+            <w:proofErr w:type="spellStart"/>
+            <w:r>
+              <w:t>plt.ylabel</w:t>
+            </w:r>
+            <w:proofErr w:type="spellEnd"/>
+            <w:r>
+              <w:t>("Probability Density")</w:t>
+            </w:r>
+          </w:p>
+          <w:p>
+            <w:proofErr w:type="spellStart"/>
+            <w:r>
+              <w:t>plt.show</w:t>
+            </w:r>
+            <w:proofErr w:type="spellEnd"/>
+            <w:r>
+              <w:t>()</w:t>
+            </w:r>
+          </w:p>
+          <w:p>
+            <w:pPr>
+              <w:rPr>
+                <w:lang w:val="en-US"/>
+              </w:rPr>
+            </w:pPr>
+          </w:p>
+        </w:tc>
+      </w:tr>
+    </w:tbl>
+    <w:p>
+      <w:pPr>
+        <w:rPr>
+          <w:lang w:val="en-US"/>
+        </w:rPr>
+      </w:pPr>
+    </w:p>
+    <w:p>
+      <w:pPr>
+        <w:rPr>
+          <w:lang w:val="en-US"/>
+        </w:rPr>
+      </w:pPr>
+      <w:r>
+        <w:rPr>
+          <w:lang w:val="en-US"/>
+        </w:rPr>
+        <w:t>Output</w:t>
+      </w:r>
+    </w:p>
+    <w:tbl>
+      <w:tblPr>
+        <w:tblStyle w:val="TableGrid"/>
+        <w:tblW w:w="0" w:type="auto"/>
+        <w:tblLook w:val="04A0" w:firstRow="1" w:lastRow="0" w:firstColumn="1" w:lastColumn="0" w:noHBand="0" w:noVBand="1"/>
+      </w:tblPr>
+      <w:tblGrid>
+        <w:gridCol w:w="9016"/>
+      </w:tblGrid>
+      <w:tr>
+        <w:tc>
+          <w:tcPr>
+            <w:tcW w:w="9016" w:type="dxa"/>
+          </w:tcPr>
+          <w:p>
+            <w:pPr>
+              <w:rPr>
+                <w:lang w:val="en-US"/>
+              </w:rPr>
+            </w:pPr>
+            <w:r>
+              <w:rPr>
+                <w:lang w:val="en-US"/>
+              </w:rPr>
+              <w:lastRenderedPageBreak/>
+              <w:drawing>
+                <wp:inline distT="0" distB="0" distL="0" distR="0" wp14:anchorId="390009F9" wp14:editId="518B54EC">
+                  <wp:extent cx="5731510" cy="4893310"/>
+                  <wp:effectExtent l="0" t="0" r="2540" b="2540"/>
+                  <wp:docPr id="1542435894" name="Picture 1"/>
+                  <wp:cNvGraphicFramePr>
+                    <a:graphicFrameLocks xmlns:a="http://schemas.openxmlformats.org/drawingml/2006/main" noChangeAspect="1"/>
+                  </wp:cNvGraphicFramePr>
+                  <a:graphic xmlns:a="http://schemas.openxmlformats.org/drawingml/2006/main">
+                    <a:graphicData uri="http://schemas.openxmlformats.org/drawingml/2006/picture">
+                      <pic:pic xmlns:pic="http://schemas.openxmlformats.org/drawingml/2006/picture">
+                        <pic:nvPicPr>
+                          <pic:cNvPr id="1542435894" name=""/>
+                          <pic:cNvPicPr/>
+                        </pic:nvPicPr>
+                        <pic:blipFill>
+                          <a:blip r:embed="rId8"/>
+                          <a:stretch>
+                            <a:fillRect/>
+                          </a:stretch>
+                        </pic:blipFill>
+                        <pic:spPr>
+                          <a:xfrm>
+                            <a:off x="0" y="0"/>
+                            <a:ext cx="5731510" cy="4893310"/>
+                          </a:xfrm>
+                          <a:prstGeom prst="rect">
+                            <a:avLst/>
+                          </a:prstGeom>
+                        </pic:spPr>
+                      </pic:pic>
+                    </a:graphicData>
+                  </a:graphic>
+                </wp:inline>
+              </w:drawing>
+            </w:r>
+          </w:p>
+        </w:tc>
+      </w:tr>
+    </w:tbl>
+    <w:p>
+      <w:pPr>
+        <w:rPr>
+          <w:lang w:val="en-US"/>
+        </w:rPr>
+      </w:pPr>
+    </w:p>
     <w:p>
       <w:pPr>
         <w:rPr>

--- a/LabExercises-Sem1/2025166043-DSLaboratory.docx
+++ b/LabExercises-Sem1/2025166043-DSLaboratory.docx
@@ -4,6 +4,35 @@
   <w:body>
     <w:p>
       <w:pPr>
+        <w:jc w:val="right"/>
+        <w:rPr>
+          <w:lang w:val="en-US"/>
+        </w:rPr>
+      </w:pPr>
+      <w:r>
+        <w:rPr>
+          <w:lang w:val="en-US"/>
+        </w:rPr>
+        <w:t>2025166043</w:t>
+      </w:r>
+    </w:p>
+    <w:p>
+      <w:pPr>
+        <w:jc w:val="right"/>
+        <w:rPr>
+          <w:lang w:val="en-US"/>
+        </w:rPr>
+      </w:pPr>
+      <w:r>
+        <w:rPr>
+          <w:lang w:val="en-US"/>
+        </w:rPr>
+        <w:t>Anandhan R</w:t>
+      </w:r>
+    </w:p>
+    <w:p>
+      <w:pPr>
+        <w:pStyle w:val="Heading1"/>
         <w:rPr>
           <w:lang w:val="en-US"/>
         </w:rPr>
@@ -78,16 +107,26 @@
               <w:t xml:space="preserve"> = </w:t>
             </w:r>
             <w:proofErr w:type="spellStart"/>
-            <w:r>
-              <w:t>os.path.dirname</w:t>
+            <w:proofErr w:type="gramStart"/>
+            <w:r>
+              <w:t>os.path</w:t>
+            </w:r>
+            <w:proofErr w:type="gramEnd"/>
+            <w:r>
+              <w:t>.dirname</w:t>
             </w:r>
             <w:proofErr w:type="spellEnd"/>
             <w:r>
               <w:t>(</w:t>
             </w:r>
             <w:proofErr w:type="spellStart"/>
-            <w:r>
-              <w:t>os.path.abspath</w:t>
+            <w:proofErr w:type="gramStart"/>
+            <w:r>
+              <w:t>os.path</w:t>
+            </w:r>
+            <w:proofErr w:type="gramEnd"/>
+            <w:r>
+              <w:t>.abspath</w:t>
             </w:r>
             <w:proofErr w:type="spellEnd"/>
             <w:r>
@@ -104,14 +143,24 @@
               <w:t xml:space="preserve"> = </w:t>
             </w:r>
             <w:proofErr w:type="spellStart"/>
-            <w:r>
-              <w:t>os.path.join</w:t>
+            <w:proofErr w:type="gramStart"/>
+            <w:r>
+              <w:t>os.path</w:t>
+            </w:r>
+            <w:proofErr w:type="gramEnd"/>
+            <w:r>
+              <w:t>.</w:t>
+            </w:r>
+            <w:proofErr w:type="gramStart"/>
+            <w:r>
+              <w:t>join</w:t>
             </w:r>
             <w:proofErr w:type="spellEnd"/>
             <w:r>
               <w:t>(</w:t>
             </w:r>
             <w:proofErr w:type="spellStart"/>
+            <w:proofErr w:type="gramEnd"/>
             <w:r>
               <w:t>base_dir</w:t>
             </w:r>
@@ -131,8 +180,13 @@
               <w:t xml:space="preserve"> = </w:t>
             </w:r>
             <w:proofErr w:type="spellStart"/>
-            <w:r>
-              <w:t>pd.read_csv</w:t>
+            <w:proofErr w:type="gramStart"/>
+            <w:r>
+              <w:t>pd.read</w:t>
+            </w:r>
+            <w:proofErr w:type="gramEnd"/>
+            <w:r>
+              <w:t>_csv</w:t>
             </w:r>
             <w:proofErr w:type="spellEnd"/>
             <w:r>
@@ -152,10 +206,12 @@
               <w:t>print(</w:t>
             </w:r>
             <w:proofErr w:type="spellStart"/>
+            <w:proofErr w:type="gramStart"/>
             <w:r>
               <w:t>df.head</w:t>
             </w:r>
             <w:proofErr w:type="spellEnd"/>
+            <w:proofErr w:type="gramEnd"/>
             <w:r>
               <w:t>())</w:t>
             </w:r>
@@ -173,7 +229,15 @@
           </w:p>
           <w:p>
             <w:r>
-              <w:t>with open("output/output.txt", "w") as f:</w:t>
+              <w:t xml:space="preserve">with </w:t>
+            </w:r>
+            <w:proofErr w:type="gramStart"/>
+            <w:r>
+              <w:t>open(</w:t>
+            </w:r>
+            <w:proofErr w:type="gramEnd"/>
+            <w:r>
+              <w:t>"output/output.txt", "w") as f:</w:t>
             </w:r>
           </w:p>
           <w:p>
@@ -181,10 +245,12 @@
               <w:t xml:space="preserve">    </w:t>
             </w:r>
             <w:proofErr w:type="spellStart"/>
+            <w:proofErr w:type="gramStart"/>
             <w:r>
               <w:t>f.write</w:t>
             </w:r>
             <w:proofErr w:type="spellEnd"/>
+            <w:proofErr w:type="gramEnd"/>
             <w:r>
               <w:t>("Hello World\n")</w:t>
             </w:r>
@@ -194,28 +260,40 @@
               <w:t xml:space="preserve">    </w:t>
             </w:r>
             <w:proofErr w:type="spellStart"/>
+            <w:proofErr w:type="gramStart"/>
             <w:r>
               <w:t>f.write</w:t>
             </w:r>
             <w:proofErr w:type="spellEnd"/>
+            <w:proofErr w:type="gramEnd"/>
             <w:r>
               <w:t>(</w:t>
             </w:r>
             <w:proofErr w:type="spellStart"/>
+            <w:proofErr w:type="gramStart"/>
             <w:r>
               <w:t>df.head</w:t>
             </w:r>
             <w:proofErr w:type="spellEnd"/>
+            <w:proofErr w:type="gramEnd"/>
             <w:r>
               <w:t>().</w:t>
             </w:r>
             <w:proofErr w:type="spellStart"/>
             <w:r>
-              <w:t>to_string</w:t>
-            </w:r>
-            <w:proofErr w:type="spellEnd"/>
-            <w:r>
-              <w:t>())</w:t>
+              <w:t>to_</w:t>
+            </w:r>
+            <w:proofErr w:type="gramStart"/>
+            <w:r>
+              <w:t>string</w:t>
+            </w:r>
+            <w:proofErr w:type="spellEnd"/>
+            <w:r>
+              <w:t>(</w:t>
+            </w:r>
+            <w:proofErr w:type="gramEnd"/>
+            <w:r>
+              <w:t>))</w:t>
             </w:r>
           </w:p>
           <w:p/>
@@ -269,6 +347,46 @@
                 <w:lang w:val="en-US"/>
               </w:rPr>
             </w:pPr>
+            <w:r>
+              <w:rPr>
+                <w:lang w:val="en-US"/>
+              </w:rPr>
+              <w:drawing>
+                <wp:inline distT="0" distB="0" distL="0" distR="0" wp14:anchorId="2D701C89" wp14:editId="41037EB3">
+                  <wp:extent cx="5731510" cy="762000"/>
+                  <wp:effectExtent l="0" t="0" r="2540" b="0"/>
+                  <wp:docPr id="209741008" name="Picture 1"/>
+                  <wp:cNvGraphicFramePr>
+                    <a:graphicFrameLocks xmlns:a="http://schemas.openxmlformats.org/drawingml/2006/main" noChangeAspect="1"/>
+                  </wp:cNvGraphicFramePr>
+                  <a:graphic xmlns:a="http://schemas.openxmlformats.org/drawingml/2006/main">
+                    <a:graphicData uri="http://schemas.openxmlformats.org/drawingml/2006/picture">
+                      <pic:pic xmlns:pic="http://schemas.openxmlformats.org/drawingml/2006/picture">
+                        <pic:nvPicPr>
+                          <pic:cNvPr id="209741008" name=""/>
+                          <pic:cNvPicPr/>
+                        </pic:nvPicPr>
+                        <pic:blipFill>
+                          <a:blip r:embed="rId4"/>
+                          <a:stretch>
+                            <a:fillRect/>
+                          </a:stretch>
+                        </pic:blipFill>
+                        <pic:spPr>
+                          <a:xfrm>
+                            <a:off x="0" y="0"/>
+                            <a:ext cx="5731510" cy="762000"/>
+                          </a:xfrm>
+                          <a:prstGeom prst="rect">
+                            <a:avLst/>
+                          </a:prstGeom>
+                        </pic:spPr>
+                      </pic:pic>
+                    </a:graphicData>
+                  </a:graphic>
+                </wp:inline>
+              </w:drawing>
+            </w:r>
           </w:p>
         </w:tc>
       </w:tr>
@@ -286,10 +404,75 @@
           <w:lang w:val="en-US"/>
         </w:rPr>
       </w:pPr>
+    </w:p>
+    <w:p>
+      <w:pPr>
+        <w:rPr>
+          <w:lang w:val="en-US"/>
+        </w:rPr>
+      </w:pPr>
+    </w:p>
+    <w:p>
+      <w:pPr>
+        <w:rPr>
+          <w:lang w:val="en-US"/>
+        </w:rPr>
+      </w:pPr>
+    </w:p>
+    <w:p>
+      <w:pPr>
+        <w:rPr>
+          <w:lang w:val="en-US"/>
+        </w:rPr>
+      </w:pPr>
+    </w:p>
+    <w:p>
+      <w:pPr>
+        <w:rPr>
+          <w:lang w:val="en-US"/>
+        </w:rPr>
+      </w:pPr>
+    </w:p>
+    <w:p>
+      <w:pPr>
+        <w:rPr>
+          <w:lang w:val="en-US"/>
+        </w:rPr>
+      </w:pPr>
+    </w:p>
+    <w:p>
+      <w:pPr>
+        <w:rPr>
+          <w:lang w:val="en-US"/>
+        </w:rPr>
+      </w:pPr>
+    </w:p>
+    <w:p>
+      <w:pPr>
+        <w:rPr>
+          <w:lang w:val="en-US"/>
+        </w:rPr>
+      </w:pPr>
+    </w:p>
+    <w:p>
+      <w:pPr>
+        <w:rPr>
+          <w:lang w:val="en-US"/>
+        </w:rPr>
+      </w:pPr>
+    </w:p>
+    <w:p>
+      <w:pPr>
+        <w:pStyle w:val="Heading1"/>
+        <w:rPr>
+          <w:lang w:val="en-US"/>
+        </w:rPr>
+      </w:pPr>
       <w:r>
         <w:rPr>
           <w:lang w:val="en-US"/>
         </w:rPr>
+        <w:lastRenderedPageBreak/>
         <w:t>Experiment2: Measure of Central Tendency</w:t>
       </w:r>
     </w:p>
@@ -346,34 +529,69 @@
           </w:p>
           <w:p/>
           <w:p>
-            <w:r>
-              <w:t>print("Mean: " + str(</w:t>
-            </w:r>
-            <w:proofErr w:type="spellStart"/>
+            <w:proofErr w:type="gramStart"/>
+            <w:r>
+              <w:t>print(</w:t>
+            </w:r>
+            <w:proofErr w:type="gramEnd"/>
+            <w:r>
+              <w:t>"Mean: " + str(</w:t>
+            </w:r>
+            <w:proofErr w:type="spellStart"/>
+            <w:proofErr w:type="gramStart"/>
             <w:r>
               <w:t>np.mean</w:t>
             </w:r>
             <w:proofErr w:type="spellEnd"/>
-            <w:r>
-              <w:t>(ages)))  # Mean</w:t>
-            </w:r>
-          </w:p>
-          <w:p>
-            <w:r>
-              <w:t>print("Median: " + str(</w:t>
-            </w:r>
-            <w:proofErr w:type="spellStart"/>
+            <w:proofErr w:type="gramEnd"/>
+            <w:r>
+              <w:t>(ages)</w:t>
+            </w:r>
+            <w:proofErr w:type="gramStart"/>
+            <w:r>
+              <w:t>))  #</w:t>
+            </w:r>
+            <w:proofErr w:type="gramEnd"/>
+            <w:r>
+              <w:t xml:space="preserve"> Mean</w:t>
+            </w:r>
+          </w:p>
+          <w:p>
+            <w:proofErr w:type="gramStart"/>
+            <w:r>
+              <w:t>print(</w:t>
+            </w:r>
+            <w:proofErr w:type="gramEnd"/>
+            <w:r>
+              <w:t>"Median: " + str(</w:t>
+            </w:r>
+            <w:proofErr w:type="spellStart"/>
+            <w:proofErr w:type="gramStart"/>
             <w:r>
               <w:t>np.median</w:t>
             </w:r>
             <w:proofErr w:type="spellEnd"/>
-            <w:r>
-              <w:t>(ages)))  # Median</w:t>
-            </w:r>
-          </w:p>
-          <w:p>
-            <w:r>
-              <w:t>print("</w:t>
+            <w:proofErr w:type="gramEnd"/>
+            <w:r>
+              <w:t>(ages)</w:t>
+            </w:r>
+            <w:proofErr w:type="gramStart"/>
+            <w:r>
+              <w:t>))  #</w:t>
+            </w:r>
+            <w:proofErr w:type="gramEnd"/>
+            <w:r>
+              <w:t xml:space="preserve"> Median</w:t>
+            </w:r>
+          </w:p>
+          <w:p>
+            <w:proofErr w:type="gramStart"/>
+            <w:r>
+              <w:t>print(</w:t>
+            </w:r>
+            <w:proofErr w:type="gramEnd"/>
+            <w:r>
+              <w:t>"</w:t>
             </w:r>
             <w:proofErr w:type="spellStart"/>
             <w:r>
@@ -389,12 +607,25 @@
             </w:r>
             <w:proofErr w:type="spellEnd"/>
             <w:r>
-              <w:t>(ages)))  # Standard Deviation</w:t>
-            </w:r>
-          </w:p>
-          <w:p>
-            <w:r>
-              <w:t>print("Variance: " + str(</w:t>
+              <w:t>(ages)</w:t>
+            </w:r>
+            <w:proofErr w:type="gramStart"/>
+            <w:r>
+              <w:t>))  #</w:t>
+            </w:r>
+            <w:proofErr w:type="gramEnd"/>
+            <w:r>
+              <w:t xml:space="preserve"> Standard Deviation</w:t>
+            </w:r>
+          </w:p>
+          <w:p>
+            <w:proofErr w:type="gramStart"/>
+            <w:r>
+              <w:t>print(</w:t>
+            </w:r>
+            <w:proofErr w:type="gramEnd"/>
+            <w:r>
+              <w:t>"Variance: " + str(</w:t>
             </w:r>
             <w:proofErr w:type="spellStart"/>
             <w:r>
@@ -402,38 +633,79 @@
             </w:r>
             <w:proofErr w:type="spellEnd"/>
             <w:r>
-              <w:t>(ages)))  # Variance</w:t>
-            </w:r>
-          </w:p>
-          <w:p>
-            <w:proofErr w:type="spellStart"/>
+              <w:t>(ages)</w:t>
+            </w:r>
+            <w:proofErr w:type="gramStart"/>
+            <w:r>
+              <w:t>))  #</w:t>
+            </w:r>
+            <w:proofErr w:type="gramEnd"/>
+            <w:r>
+              <w:t xml:space="preserve"> Variance</w:t>
+            </w:r>
+          </w:p>
+          <w:p>
+            <w:proofErr w:type="spellStart"/>
+            <w:proofErr w:type="gramStart"/>
             <w:r>
               <w:t>df</w:t>
             </w:r>
             <w:proofErr w:type="spellEnd"/>
             <w:r>
-              <w:t xml:space="preserve">  = </w:t>
-            </w:r>
-            <w:proofErr w:type="spellStart"/>
+              <w:t xml:space="preserve">  =</w:t>
+            </w:r>
+            <w:proofErr w:type="gramEnd"/>
+            <w:r>
+              <w:t xml:space="preserve"> </w:t>
+            </w:r>
+            <w:proofErr w:type="spellStart"/>
+            <w:proofErr w:type="gramStart"/>
             <w:r>
               <w:t>pd.DataFrame</w:t>
             </w:r>
             <w:proofErr w:type="spellEnd"/>
+            <w:proofErr w:type="gramEnd"/>
             <w:r>
               <w:t>(ages, columns=['ages'])</w:t>
             </w:r>
           </w:p>
           <w:p>
-            <w:r>
-              <w:t>print("Mode: " + str(</w:t>
-            </w:r>
-            <w:proofErr w:type="spellStart"/>
-            <w:r>
-              <w:t>df.ages.mode</w:t>
-            </w:r>
-            <w:proofErr w:type="spellEnd"/>
-            <w:r>
-              <w:t>()))  # Mode</w:t>
+            <w:proofErr w:type="gramStart"/>
+            <w:r>
+              <w:t>print(</w:t>
+            </w:r>
+            <w:proofErr w:type="gramEnd"/>
+            <w:r>
+              <w:t>"Mode: " + str(</w:t>
+            </w:r>
+            <w:proofErr w:type="spellStart"/>
+            <w:proofErr w:type="gramStart"/>
+            <w:r>
+              <w:t>df.ages</w:t>
+            </w:r>
+            <w:proofErr w:type="gramEnd"/>
+            <w:r>
+              <w:t>.</w:t>
+            </w:r>
+            <w:proofErr w:type="gramStart"/>
+            <w:r>
+              <w:t>mode</w:t>
+            </w:r>
+            <w:proofErr w:type="spellEnd"/>
+            <w:r>
+              <w:t>(</w:t>
+            </w:r>
+            <w:proofErr w:type="gramEnd"/>
+            <w:r>
+              <w:t>)</w:t>
+            </w:r>
+            <w:proofErr w:type="gramStart"/>
+            <w:r>
+              <w:t>))  #</w:t>
+            </w:r>
+            <w:proofErr w:type="gramEnd"/>
+            <w:r>
+              <w:t xml:space="preserve"> Mode</w:t>
             </w:r>
           </w:p>
           <w:p/>
@@ -442,10 +714,12 @@
               <w:t xml:space="preserve">q1 = </w:t>
             </w:r>
             <w:proofErr w:type="spellStart"/>
+            <w:proofErr w:type="gramStart"/>
             <w:r>
               <w:t>np.percentile</w:t>
             </w:r>
             <w:proofErr w:type="spellEnd"/>
+            <w:proofErr w:type="gramEnd"/>
             <w:r>
               <w:t>(ages, 25)</w:t>
             </w:r>
@@ -455,10 +729,12 @@
               <w:t xml:space="preserve">q3 = </w:t>
             </w:r>
             <w:proofErr w:type="spellStart"/>
+            <w:proofErr w:type="gramStart"/>
             <w:r>
               <w:t>np.percentile</w:t>
             </w:r>
             <w:proofErr w:type="spellEnd"/>
+            <w:proofErr w:type="gramEnd"/>
             <w:r>
               <w:t>(ages, 75)</w:t>
             </w:r>
@@ -475,10 +751,12 @@
             </w:r>
           </w:p>
           <w:p>
+            <w:proofErr w:type="gramStart"/>
             <w:r>
               <w:t>print(</w:t>
             </w:r>
             <w:proofErr w:type="spellStart"/>
+            <w:proofErr w:type="gramEnd"/>
             <w:r>
               <w:t>f"Interquartile</w:t>
             </w:r>
@@ -496,8 +774,13 @@
             </w:r>
           </w:p>
           <w:p>
-            <w:r>
-              <w:t>print("Range: " + str(</w:t>
+            <w:proofErr w:type="gramStart"/>
+            <w:r>
+              <w:t>print(</w:t>
+            </w:r>
+            <w:proofErr w:type="gramEnd"/>
+            <w:r>
+              <w:t>"Range: " + str(</w:t>
             </w:r>
             <w:proofErr w:type="spellStart"/>
             <w:r>
@@ -513,7 +796,15 @@
             </w:r>
             <w:proofErr w:type="spellEnd"/>
             <w:r>
-              <w:t>(ages)))  # Range</w:t>
+              <w:t>(ages)</w:t>
+            </w:r>
+            <w:proofErr w:type="gramStart"/>
+            <w:r>
+              <w:t>))  #</w:t>
+            </w:r>
+            <w:proofErr w:type="gramEnd"/>
+            <w:r>
+              <w:t xml:space="preserve"> Range</w:t>
             </w:r>
           </w:p>
           <w:p>
@@ -571,7 +862,6 @@
                 <w:noProof/>
                 <w:lang w:val="en-US"/>
               </w:rPr>
-              <w:lastRenderedPageBreak/>
               <w:drawing>
                 <wp:inline distT="0" distB="0" distL="0" distR="0" wp14:anchorId="5C50E732" wp14:editId="26C25EF4">
                   <wp:extent cx="4667901" cy="1733792"/>
@@ -588,7 +878,7 @@
                           <pic:cNvPicPr/>
                         </pic:nvPicPr>
                         <pic:blipFill>
-                          <a:blip r:embed="rId4"/>
+                          <a:blip r:embed="rId5"/>
                           <a:stretch>
                             <a:fillRect/>
                           </a:stretch>
@@ -622,11 +912,15 @@
     <w:p>
       <w:pPr>
         <w:rPr>
+          <w:b/>
+          <w:bCs/>
           <w:lang w:val="en-US"/>
         </w:rPr>
       </w:pPr>
       <w:r>
         <w:rPr>
+          <w:b/>
+          <w:bCs/>
           <w:lang w:val="en-US"/>
         </w:rPr>
         <w:t xml:space="preserve">Without using </w:t>
@@ -634,6 +928,8 @@
       <w:proofErr w:type="spellStart"/>
       <w:r>
         <w:rPr>
+          <w:b/>
+          <w:bCs/>
           <w:lang w:val="en-US"/>
         </w:rPr>
         <w:t>BuiltIn</w:t>
@@ -641,6 +937,8 @@
       <w:proofErr w:type="spellEnd"/>
       <w:r>
         <w:rPr>
+          <w:b/>
+          <w:bCs/>
           <w:lang w:val="en-US"/>
         </w:rPr>
         <w:t xml:space="preserve"> functions</w:t>
@@ -769,287 +1067,312 @@
           </w:p>
           <w:p>
             <w:r>
-              <w:t xml:space="preserve">    </w:t>
-            </w:r>
-          </w:p>
-          <w:p>
-            <w:r>
-              <w:t>    if n % 2 == 0:</w:t>
-            </w:r>
-          </w:p>
-          <w:p>
-            <w:r>
-              <w:t>        median = (</w:t>
-            </w:r>
-            <w:proofErr w:type="spellStart"/>
-            <w:r>
-              <w:t>sorted_data</w:t>
-            </w:r>
-            <w:proofErr w:type="spellEnd"/>
-            <w:r>
-              <w:t xml:space="preserve">[mid - 1] + </w:t>
-            </w:r>
-            <w:proofErr w:type="spellStart"/>
-            <w:r>
-              <w:t>sorted_data</w:t>
-            </w:r>
-            <w:proofErr w:type="spellEnd"/>
-            <w:r>
-              <w:t>[mid]) / 2</w:t>
-            </w:r>
-          </w:p>
-          <w:p>
-            <w:r>
-              <w:t>    else:</w:t>
-            </w:r>
-          </w:p>
-          <w:p>
-            <w:r>
-              <w:t xml:space="preserve">        median = </w:t>
-            </w:r>
-            <w:proofErr w:type="spellStart"/>
-            <w:r>
-              <w:t>sorted_data</w:t>
-            </w:r>
-            <w:proofErr w:type="spellEnd"/>
-            <w:r>
-              <w:t>[mid]</w:t>
-            </w:r>
-          </w:p>
-          <w:p>
-            <w:r>
-              <w:t>    return median</w:t>
-            </w:r>
-          </w:p>
-          <w:p/>
-          <w:p>
-            <w:r>
-              <w:t xml:space="preserve">def </w:t>
-            </w:r>
-            <w:proofErr w:type="spellStart"/>
-            <w:r>
-              <w:t>find_mode</w:t>
-            </w:r>
-            <w:proofErr w:type="spellEnd"/>
-            <w:r>
-              <w:t>(data):</w:t>
-            </w:r>
-          </w:p>
-          <w:p>
-            <w:r>
-              <w:t>    frequency = {}</w:t>
-            </w:r>
-          </w:p>
-          <w:p>
-            <w:r>
-              <w:t>    for value in data:</w:t>
-            </w:r>
-          </w:p>
-          <w:p>
-            <w:r>
-              <w:t xml:space="preserve">        frequency[value] = </w:t>
-            </w:r>
-            <w:proofErr w:type="spellStart"/>
-            <w:r>
-              <w:t>frequency.get</w:t>
-            </w:r>
-            <w:proofErr w:type="spellEnd"/>
-            <w:r>
-              <w:t>(value, 0) + 1</w:t>
-            </w:r>
-          </w:p>
-          <w:p/>
-          <w:p>
-            <w:r>
-              <w:t xml:space="preserve">    </w:t>
-            </w:r>
-            <w:proofErr w:type="spellStart"/>
-            <w:r>
-              <w:t>max_freq</w:t>
-            </w:r>
-            <w:proofErr w:type="spellEnd"/>
-            <w:r>
-              <w:t xml:space="preserve"> = max(</w:t>
-            </w:r>
-            <w:proofErr w:type="spellStart"/>
-            <w:r>
-              <w:t>frequency.values</w:t>
-            </w:r>
-            <w:proofErr w:type="spellEnd"/>
-            <w:r>
-              <w:t>())</w:t>
-            </w:r>
-          </w:p>
-          <w:p>
-            <w:r>
-              <w:t xml:space="preserve">    modes = [key for key, </w:t>
-            </w:r>
-            <w:proofErr w:type="spellStart"/>
-            <w:r>
-              <w:t>val</w:t>
-            </w:r>
-            <w:proofErr w:type="spellEnd"/>
-            <w:r>
-              <w:t xml:space="preserve"> in </w:t>
-            </w:r>
-            <w:proofErr w:type="spellStart"/>
-            <w:r>
-              <w:t>frequency.items</w:t>
-            </w:r>
-            <w:proofErr w:type="spellEnd"/>
-            <w:r>
-              <w:t xml:space="preserve">() if </w:t>
-            </w:r>
-            <w:proofErr w:type="spellStart"/>
-            <w:r>
-              <w:t>val</w:t>
-            </w:r>
-            <w:proofErr w:type="spellEnd"/>
-            <w:r>
-              <w:t xml:space="preserve"> == </w:t>
-            </w:r>
-            <w:proofErr w:type="spellStart"/>
-            <w:r>
-              <w:t>max_freq</w:t>
-            </w:r>
-            <w:proofErr w:type="spellEnd"/>
-            <w:r>
-              <w:t>]</w:t>
-            </w:r>
-          </w:p>
-          <w:p>
-            <w:r>
-              <w:t xml:space="preserve">    </w:t>
-            </w:r>
-          </w:p>
-          <w:p>
-            <w:r>
-              <w:t xml:space="preserve">    if </w:t>
-            </w:r>
-            <w:proofErr w:type="spellStart"/>
-            <w:r>
-              <w:t>len</w:t>
-            </w:r>
-            <w:proofErr w:type="spellEnd"/>
-            <w:r>
-              <w:t xml:space="preserve">(modes) == </w:t>
-            </w:r>
-            <w:proofErr w:type="spellStart"/>
-            <w:r>
-              <w:t>len</w:t>
-            </w:r>
-            <w:proofErr w:type="spellEnd"/>
-            <w:r>
-              <w:t>(frequency):</w:t>
-            </w:r>
-          </w:p>
-          <w:p>
-            <w:r>
-              <w:t>        return "No mode"</w:t>
-            </w:r>
-          </w:p>
-          <w:p>
-            <w:r>
-              <w:t xml:space="preserve">    </w:t>
-            </w:r>
-            <w:proofErr w:type="spellStart"/>
-            <w:r>
-              <w:t>elif</w:t>
-            </w:r>
-            <w:proofErr w:type="spellEnd"/>
-            <w:r>
-              <w:t xml:space="preserve"> </w:t>
-            </w:r>
-            <w:proofErr w:type="spellStart"/>
-            <w:r>
-              <w:t>len</w:t>
-            </w:r>
-            <w:proofErr w:type="spellEnd"/>
-            <w:r>
-              <w:t>(modes) == 1:</w:t>
-            </w:r>
-          </w:p>
-          <w:p>
-            <w:r>
-              <w:t>        return modes[0]</w:t>
-            </w:r>
-          </w:p>
-          <w:p>
-            <w:r>
-              <w:t>    else:</w:t>
-            </w:r>
-          </w:p>
-          <w:p>
-            <w:r>
-              <w:t xml:space="preserve">        return modes </w:t>
-            </w:r>
-          </w:p>
-          <w:p/>
-          <w:p>
-            <w:r>
-              <w:t xml:space="preserve">def </w:t>
-            </w:r>
-            <w:proofErr w:type="spellStart"/>
-            <w:r>
-              <w:t>find_std_deviation</w:t>
-            </w:r>
-            <w:proofErr w:type="spellEnd"/>
-            <w:r>
-              <w:t>(data):</w:t>
-            </w:r>
-          </w:p>
-          <w:p>
-            <w:r>
-              <w:t xml:space="preserve">    mean = </w:t>
-            </w:r>
-            <w:proofErr w:type="spellStart"/>
-            <w:r>
-              <w:t>find_mean</w:t>
-            </w:r>
-            <w:proofErr w:type="spellEnd"/>
-            <w:r>
-              <w:t>(data)</w:t>
-            </w:r>
-          </w:p>
-          <w:p>
-            <w:r>
-              <w:t xml:space="preserve">    </w:t>
-            </w:r>
-            <w:proofErr w:type="spellStart"/>
-            <w:r>
-              <w:t>squared_diff</w:t>
-            </w:r>
-            <w:proofErr w:type="spellEnd"/>
-            <w:r>
-              <w:t xml:space="preserve"> = [(x - mean) ** 2 for x in data]</w:t>
-            </w:r>
-          </w:p>
-          <w:p>
-            <w:r>
-              <w:t>    variance = sum(</w:t>
-            </w:r>
-            <w:proofErr w:type="spellStart"/>
-            <w:r>
-              <w:t>squared_diff</w:t>
-            </w:r>
-            <w:proofErr w:type="spellEnd"/>
-            <w:r>
-              <w:t xml:space="preserve">) / </w:t>
-            </w:r>
-            <w:proofErr w:type="spellStart"/>
-            <w:r>
-              <w:t>len</w:t>
-            </w:r>
-            <w:proofErr w:type="spellEnd"/>
-            <w:r>
-              <w:t>(data)</w:t>
-            </w:r>
-          </w:p>
-          <w:p>
-            <w:r>
               <w:lastRenderedPageBreak/>
               <w:t xml:space="preserve">    </w:t>
             </w:r>
+          </w:p>
+          <w:p>
+            <w:r>
+              <w:t>    if n % 2 == 0:</w:t>
+            </w:r>
+          </w:p>
+          <w:p>
+            <w:r>
+              <w:t>        median = (</w:t>
+            </w:r>
+            <w:proofErr w:type="spellStart"/>
+            <w:r>
+              <w:t>sorted_</w:t>
+            </w:r>
+            <w:proofErr w:type="gramStart"/>
+            <w:r>
+              <w:t>data</w:t>
+            </w:r>
+            <w:proofErr w:type="spellEnd"/>
+            <w:r>
+              <w:t>[</w:t>
+            </w:r>
+            <w:proofErr w:type="gramEnd"/>
+            <w:r>
+              <w:t xml:space="preserve">mid - 1] + </w:t>
+            </w:r>
+            <w:proofErr w:type="spellStart"/>
+            <w:r>
+              <w:t>sorted_data</w:t>
+            </w:r>
+            <w:proofErr w:type="spellEnd"/>
+            <w:r>
+              <w:t>[mid]) / 2</w:t>
+            </w:r>
+          </w:p>
+          <w:p>
+            <w:r>
+              <w:t>    else:</w:t>
+            </w:r>
+          </w:p>
+          <w:p>
+            <w:r>
+              <w:t xml:space="preserve">        median = </w:t>
+            </w:r>
+            <w:proofErr w:type="spellStart"/>
+            <w:r>
+              <w:t>sorted_data</w:t>
+            </w:r>
+            <w:proofErr w:type="spellEnd"/>
+            <w:r>
+              <w:t>[mid]</w:t>
+            </w:r>
+          </w:p>
+          <w:p>
+            <w:r>
+              <w:t>    return median</w:t>
+            </w:r>
+          </w:p>
+          <w:p/>
+          <w:p>
+            <w:r>
+              <w:t xml:space="preserve">def </w:t>
+            </w:r>
+            <w:proofErr w:type="spellStart"/>
+            <w:r>
+              <w:t>find_mode</w:t>
+            </w:r>
+            <w:proofErr w:type="spellEnd"/>
+            <w:r>
+              <w:t>(data):</w:t>
+            </w:r>
+          </w:p>
+          <w:p>
+            <w:r>
+              <w:t>    frequency = {}</w:t>
+            </w:r>
+          </w:p>
+          <w:p>
+            <w:r>
+              <w:t>    for value in data:</w:t>
+            </w:r>
+          </w:p>
+          <w:p>
+            <w:r>
+              <w:t xml:space="preserve">        frequency[value] = </w:t>
+            </w:r>
+            <w:proofErr w:type="spellStart"/>
+            <w:proofErr w:type="gramStart"/>
+            <w:r>
+              <w:t>frequency.get</w:t>
+            </w:r>
+            <w:proofErr w:type="spellEnd"/>
+            <w:r>
+              <w:t>(</w:t>
+            </w:r>
+            <w:proofErr w:type="gramEnd"/>
+            <w:r>
+              <w:t>value, 0) + 1</w:t>
+            </w:r>
+          </w:p>
+          <w:p/>
+          <w:p>
+            <w:r>
+              <w:t xml:space="preserve">    </w:t>
+            </w:r>
+            <w:proofErr w:type="spellStart"/>
+            <w:r>
+              <w:t>max_freq</w:t>
+            </w:r>
+            <w:proofErr w:type="spellEnd"/>
+            <w:r>
+              <w:t xml:space="preserve"> = max(</w:t>
+            </w:r>
+            <w:proofErr w:type="spellStart"/>
+            <w:proofErr w:type="gramStart"/>
+            <w:r>
+              <w:t>frequency.values</w:t>
+            </w:r>
+            <w:proofErr w:type="spellEnd"/>
+            <w:proofErr w:type="gramEnd"/>
+            <w:r>
+              <w:t>())</w:t>
+            </w:r>
+          </w:p>
+          <w:p>
+            <w:r>
+              <w:t xml:space="preserve">    modes = [key for key, </w:t>
+            </w:r>
+            <w:proofErr w:type="spellStart"/>
+            <w:r>
+              <w:t>val</w:t>
+            </w:r>
+            <w:proofErr w:type="spellEnd"/>
+            <w:r>
+              <w:t xml:space="preserve"> in </w:t>
+            </w:r>
+            <w:proofErr w:type="spellStart"/>
+            <w:proofErr w:type="gramStart"/>
+            <w:r>
+              <w:t>frequency.items</w:t>
+            </w:r>
+            <w:proofErr w:type="spellEnd"/>
+            <w:proofErr w:type="gramEnd"/>
+            <w:r>
+              <w:t xml:space="preserve">() if </w:t>
+            </w:r>
+            <w:proofErr w:type="spellStart"/>
+            <w:r>
+              <w:t>val</w:t>
+            </w:r>
+            <w:proofErr w:type="spellEnd"/>
+            <w:r>
+              <w:t xml:space="preserve"> == </w:t>
+            </w:r>
+            <w:proofErr w:type="spellStart"/>
+            <w:r>
+              <w:t>max_freq</w:t>
+            </w:r>
+            <w:proofErr w:type="spellEnd"/>
+            <w:r>
+              <w:t>]</w:t>
+            </w:r>
+          </w:p>
+          <w:p>
+            <w:r>
+              <w:t xml:space="preserve">    </w:t>
+            </w:r>
+          </w:p>
+          <w:p>
+            <w:r>
+              <w:t xml:space="preserve">    if </w:t>
+            </w:r>
+            <w:proofErr w:type="spellStart"/>
+            <w:r>
+              <w:t>len</w:t>
+            </w:r>
+            <w:proofErr w:type="spellEnd"/>
+            <w:r>
+              <w:t xml:space="preserve">(modes) == </w:t>
+            </w:r>
+            <w:proofErr w:type="spellStart"/>
+            <w:r>
+              <w:t>len</w:t>
+            </w:r>
+            <w:proofErr w:type="spellEnd"/>
+            <w:r>
+              <w:t>(frequency):</w:t>
+            </w:r>
+          </w:p>
+          <w:p>
+            <w:r>
+              <w:t>        return "No mode"</w:t>
+            </w:r>
+          </w:p>
+          <w:p>
+            <w:r>
+              <w:t xml:space="preserve">    </w:t>
+            </w:r>
+            <w:proofErr w:type="spellStart"/>
+            <w:r>
+              <w:t>elif</w:t>
+            </w:r>
+            <w:proofErr w:type="spellEnd"/>
+            <w:r>
+              <w:t xml:space="preserve"> </w:t>
+            </w:r>
+            <w:proofErr w:type="spellStart"/>
+            <w:r>
+              <w:t>len</w:t>
+            </w:r>
+            <w:proofErr w:type="spellEnd"/>
+            <w:r>
+              <w:t>(modes) == 1:</w:t>
+            </w:r>
+          </w:p>
+          <w:p>
+            <w:r>
+              <w:t xml:space="preserve">        return </w:t>
+            </w:r>
+            <w:proofErr w:type="gramStart"/>
+            <w:r>
+              <w:t>modes[</w:t>
+            </w:r>
+            <w:proofErr w:type="gramEnd"/>
+            <w:r>
+              <w:t>0]</w:t>
+            </w:r>
+          </w:p>
+          <w:p>
+            <w:r>
+              <w:t>    else:</w:t>
+            </w:r>
+          </w:p>
+          <w:p>
+            <w:r>
+              <w:t xml:space="preserve">        return modes </w:t>
+            </w:r>
+          </w:p>
+          <w:p/>
+          <w:p>
+            <w:r>
+              <w:t xml:space="preserve">def </w:t>
+            </w:r>
+            <w:proofErr w:type="spellStart"/>
+            <w:r>
+              <w:t>find_std_deviation</w:t>
+            </w:r>
+            <w:proofErr w:type="spellEnd"/>
+            <w:r>
+              <w:t>(data):</w:t>
+            </w:r>
+          </w:p>
+          <w:p>
+            <w:r>
+              <w:t xml:space="preserve">    mean = </w:t>
+            </w:r>
+            <w:proofErr w:type="spellStart"/>
+            <w:r>
+              <w:t>find_mean</w:t>
+            </w:r>
+            <w:proofErr w:type="spellEnd"/>
+            <w:r>
+              <w:t>(data)</w:t>
+            </w:r>
+          </w:p>
+          <w:p>
+            <w:r>
+              <w:t xml:space="preserve">    </w:t>
+            </w:r>
+            <w:proofErr w:type="spellStart"/>
+            <w:r>
+              <w:t>squared_diff</w:t>
+            </w:r>
+            <w:proofErr w:type="spellEnd"/>
+            <w:r>
+              <w:t xml:space="preserve"> = [(x - mean) ** 2 for x in data]</w:t>
+            </w:r>
+          </w:p>
+          <w:p>
+            <w:r>
+              <w:t>    variance = sum(</w:t>
+            </w:r>
+            <w:proofErr w:type="spellStart"/>
+            <w:r>
+              <w:t>squared_diff</w:t>
+            </w:r>
+            <w:proofErr w:type="spellEnd"/>
+            <w:r>
+              <w:t xml:space="preserve">) / </w:t>
+            </w:r>
+            <w:proofErr w:type="spellStart"/>
+            <w:r>
+              <w:t>len</w:t>
+            </w:r>
+            <w:proofErr w:type="spellEnd"/>
+            <w:r>
+              <w:t>(data)</w:t>
+            </w:r>
+          </w:p>
+          <w:p>
+            <w:r>
+              <w:t xml:space="preserve">    </w:t>
+            </w:r>
             <w:proofErr w:type="spellStart"/>
             <w:r>
               <w:t>std_dev</w:t>
@@ -1077,13 +1400,23 @@
           </w:p>
           <w:p/>
           <w:p>
-            <w:r>
-              <w:t>print("Data:", data)</w:t>
-            </w:r>
-          </w:p>
-          <w:p>
-            <w:r>
-              <w:t xml:space="preserve">print("Mean:", </w:t>
+            <w:proofErr w:type="gramStart"/>
+            <w:r>
+              <w:t>print(</w:t>
+            </w:r>
+            <w:proofErr w:type="gramEnd"/>
+            <w:r>
+              <w:t>"Data:", data)</w:t>
+            </w:r>
+          </w:p>
+          <w:p>
+            <w:proofErr w:type="gramStart"/>
+            <w:r>
+              <w:t>print(</w:t>
+            </w:r>
+            <w:proofErr w:type="gramEnd"/>
+            <w:r>
+              <w:t xml:space="preserve">"Mean:", </w:t>
             </w:r>
             <w:proofErr w:type="spellStart"/>
             <w:r>
@@ -1095,8 +1428,13 @@
             </w:r>
           </w:p>
           <w:p>
-            <w:r>
-              <w:t xml:space="preserve">print("Median:", </w:t>
+            <w:proofErr w:type="gramStart"/>
+            <w:r>
+              <w:t>print(</w:t>
+            </w:r>
+            <w:proofErr w:type="gramEnd"/>
+            <w:r>
+              <w:t xml:space="preserve">"Median:", </w:t>
             </w:r>
             <w:proofErr w:type="spellStart"/>
             <w:r>
@@ -1108,8 +1446,13 @@
             </w:r>
           </w:p>
           <w:p>
-            <w:r>
-              <w:t xml:space="preserve">print("Mode:", </w:t>
+            <w:proofErr w:type="gramStart"/>
+            <w:r>
+              <w:t>print(</w:t>
+            </w:r>
+            <w:proofErr w:type="gramEnd"/>
+            <w:r>
+              <w:t xml:space="preserve">"Mode:", </w:t>
             </w:r>
             <w:proofErr w:type="spellStart"/>
             <w:r>
@@ -1121,8 +1464,13 @@
             </w:r>
           </w:p>
           <w:p>
-            <w:r>
-              <w:t>print("Standard Deviation:", round(</w:t>
+            <w:proofErr w:type="gramStart"/>
+            <w:r>
+              <w:t>print(</w:t>
+            </w:r>
+            <w:proofErr w:type="gramEnd"/>
+            <w:r>
+              <w:t>"Standard Deviation:", round(</w:t>
             </w:r>
             <w:proofErr w:type="spellStart"/>
             <w:r>
@@ -1197,7 +1545,7 @@
                           <pic:cNvPicPr/>
                         </pic:nvPicPr>
                         <pic:blipFill>
-                          <a:blip r:embed="rId5"/>
+                          <a:blip r:embed="rId6"/>
                           <a:stretch>
                             <a:fillRect/>
                           </a:stretch>
@@ -1251,6 +1599,7 @@
     </w:p>
     <w:p>
       <w:pPr>
+        <w:pStyle w:val="Heading1"/>
         <w:rPr>
           <w:lang w:val="en-US"/>
         </w:rPr>
@@ -1259,6 +1608,7 @@
         <w:rPr>
           <w:lang w:val="en-US"/>
         </w:rPr>
+        <w:lastRenderedPageBreak/>
         <w:t xml:space="preserve">Experiment 3: </w:t>
       </w:r>
       <w:r>
@@ -1267,6 +1617,13 @@
         </w:rPr>
         <w:t>Probability Distributions</w:t>
       </w:r>
+    </w:p>
+    <w:p>
+      <w:pPr>
+        <w:rPr>
+          <w:lang w:val="en-US"/>
+        </w:rPr>
+      </w:pPr>
     </w:p>
     <w:tbl>
       <w:tblPr>
@@ -1285,11 +1642,15 @@
           <w:p>
             <w:pPr>
               <w:rPr>
+                <w:b/>
+                <w:bCs/>
                 <w:lang w:val="en-US"/>
               </w:rPr>
             </w:pPr>
             <w:r>
               <w:rPr>
+                <w:b/>
+                <w:bCs/>
                 <w:lang w:val="en-US"/>
               </w:rPr>
               <w:t># Binomial Distribution</w:t>
@@ -1300,10 +1661,12 @@
               <w:t xml:space="preserve">from </w:t>
             </w:r>
             <w:proofErr w:type="spellStart"/>
+            <w:proofErr w:type="gramStart"/>
             <w:r>
               <w:t>scipy.stats</w:t>
             </w:r>
             <w:proofErr w:type="spellEnd"/>
+            <w:proofErr w:type="gramEnd"/>
             <w:r>
               <w:t xml:space="preserve"> import </w:t>
             </w:r>
@@ -1318,10 +1681,12 @@
               <w:t xml:space="preserve">import </w:t>
             </w:r>
             <w:proofErr w:type="spellStart"/>
+            <w:proofErr w:type="gramStart"/>
             <w:r>
               <w:t>matplotlib.pyplot</w:t>
             </w:r>
             <w:proofErr w:type="spellEnd"/>
+            <w:proofErr w:type="gramEnd"/>
             <w:r>
               <w:t xml:space="preserve"> as </w:t>
             </w:r>
@@ -1372,8 +1737,13 @@
               <w:t>(</w:t>
             </w:r>
             <w:proofErr w:type="spellStart"/>
-            <w:r>
-              <w:t>r,n,p</w:t>
+            <w:proofErr w:type="gramStart"/>
+            <w:r>
+              <w:t>r,n</w:t>
+            </w:r>
+            <w:proofErr w:type="gramEnd"/>
+            <w:r>
+              <w:t>,p</w:t>
             </w:r>
             <w:proofErr w:type="spellEnd"/>
             <w:r>
@@ -1391,6 +1761,7 @@
           <w:p/>
           <w:p>
             <w:proofErr w:type="spellStart"/>
+            <w:proofErr w:type="gramStart"/>
             <w:r>
               <w:t>plt.bar</w:t>
             </w:r>
@@ -1399,6 +1770,7 @@
               <w:t>(</w:t>
             </w:r>
             <w:proofErr w:type="spellStart"/>
+            <w:proofErr w:type="gramEnd"/>
             <w:r>
               <w:t>r_values</w:t>
             </w:r>
@@ -1421,10 +1793,12 @@
               <w:t xml:space="preserve">_ = </w:t>
             </w:r>
             <w:proofErr w:type="spellStart"/>
+            <w:proofErr w:type="gramStart"/>
             <w:r>
               <w:t>plt.title</w:t>
             </w:r>
             <w:proofErr w:type="spellEnd"/>
+            <w:proofErr w:type="gramEnd"/>
             <w:r>
               <w:t>(</w:t>
             </w:r>
@@ -1440,10 +1814,12 @@
           <w:p/>
           <w:p>
             <w:proofErr w:type="spellStart"/>
+            <w:proofErr w:type="gramStart"/>
             <w:r>
               <w:t>plt.show</w:t>
             </w:r>
             <w:proofErr w:type="spellEnd"/>
+            <w:proofErr w:type="gramEnd"/>
             <w:r>
               <w:t>()</w:t>
             </w:r>
@@ -1503,7 +1879,6 @@
                 <w:noProof/>
                 <w:lang w:val="en-US"/>
               </w:rPr>
-              <w:lastRenderedPageBreak/>
               <w:drawing>
                 <wp:inline distT="0" distB="0" distL="0" distR="0" wp14:anchorId="5D9E92D4" wp14:editId="2773A7E2">
                   <wp:extent cx="5731510" cy="4640580"/>
@@ -1520,7 +1895,7 @@
                           <pic:cNvPicPr/>
                         </pic:nvPicPr>
                         <pic:blipFill>
-                          <a:blip r:embed="rId6"/>
+                          <a:blip r:embed="rId7"/>
                           <a:stretch>
                             <a:fillRect/>
                           </a:stretch>
@@ -1554,18 +1929,24 @@
     <w:p>
       <w:pPr>
         <w:rPr>
-          <w:lang w:val="en-US"/>
-        </w:rPr>
-      </w:pPr>
-    </w:p>
-    <w:p>
-      <w:pPr>
-        <w:rPr>
+          <w:b/>
+          <w:bCs/>
+          <w:lang w:val="en-US"/>
+        </w:rPr>
+      </w:pPr>
+    </w:p>
+    <w:p>
+      <w:pPr>
+        <w:rPr>
+          <w:b/>
+          <w:bCs/>
           <w:lang w:val="en-US"/>
         </w:rPr>
       </w:pPr>
       <w:r>
         <w:rPr>
+          <w:b/>
+          <w:bCs/>
           <w:lang w:val="en-US"/>
         </w:rPr>
         <w:t>Poisson Distribution</w:t>
@@ -1590,10 +1971,12 @@
               <w:t xml:space="preserve">from </w:t>
             </w:r>
             <w:proofErr w:type="spellStart"/>
+            <w:proofErr w:type="gramStart"/>
             <w:r>
               <w:t>scipy.stats</w:t>
             </w:r>
             <w:proofErr w:type="spellEnd"/>
+            <w:proofErr w:type="gramEnd"/>
             <w:r>
               <w:t xml:space="preserve"> import </w:t>
             </w:r>
@@ -1608,10 +1991,12 @@
               <w:t xml:space="preserve">import </w:t>
             </w:r>
             <w:proofErr w:type="spellStart"/>
+            <w:proofErr w:type="gramStart"/>
             <w:r>
               <w:t>matplotlib.pyplot</w:t>
             </w:r>
             <w:proofErr w:type="spellEnd"/>
+            <w:proofErr w:type="gramEnd"/>
             <w:r>
               <w:t xml:space="preserve"> as </w:t>
             </w:r>
@@ -1645,10 +2030,12 @@
               <w:t xml:space="preserve"> = </w:t>
             </w:r>
             <w:proofErr w:type="spellStart"/>
+            <w:proofErr w:type="gramStart"/>
             <w:r>
               <w:t>np.arange</w:t>
             </w:r>
             <w:proofErr w:type="spellEnd"/>
+            <w:proofErr w:type="gramEnd"/>
             <w:r>
               <w:t>(0,15)</w:t>
             </w:r>
@@ -1664,6 +2051,7 @@
               <w:t xml:space="preserve"> = </w:t>
             </w:r>
             <w:proofErr w:type="spellStart"/>
+            <w:proofErr w:type="gramStart"/>
             <w:r>
               <w:t>poisson.pmf</w:t>
             </w:r>
@@ -1672,6 +2060,7 @@
               <w:t>(</w:t>
             </w:r>
             <w:proofErr w:type="spellStart"/>
+            <w:proofErr w:type="gramEnd"/>
             <w:r>
               <w:t>k_values</w:t>
             </w:r>
@@ -1692,7 +2081,15 @@
             </w:r>
             <w:proofErr w:type="spellStart"/>
             <w:r>
-              <w:t>k_values,pmf_values</w:t>
+              <w:t>k_</w:t>
+            </w:r>
+            <w:proofErr w:type="gramStart"/>
+            <w:r>
+              <w:t>values,pmf</w:t>
+            </w:r>
+            <w:proofErr w:type="gramEnd"/>
+            <w:r>
+              <w:t>_values</w:t>
             </w:r>
             <w:proofErr w:type="spellEnd"/>
             <w:r>
@@ -1705,29 +2102,38 @@
               <w:t xml:space="preserve">_ = </w:t>
             </w:r>
             <w:proofErr w:type="spellStart"/>
+            <w:proofErr w:type="gramStart"/>
             <w:r>
               <w:t>plt.title</w:t>
             </w:r>
             <w:proofErr w:type="spellEnd"/>
+            <w:proofErr w:type="gramEnd"/>
             <w:r>
               <w:t>(</w:t>
             </w:r>
             <w:proofErr w:type="spellStart"/>
+            <w:proofErr w:type="gramStart"/>
             <w:r>
               <w:t>f'Poisson</w:t>
             </w:r>
             <w:proofErr w:type="spellEnd"/>
             <w:r>
-              <w:t xml:space="preserve">  distribution')</w:t>
+              <w:t xml:space="preserve">  distribution</w:t>
+            </w:r>
+            <w:proofErr w:type="gramEnd"/>
+            <w:r>
+              <w:t>')</w:t>
             </w:r>
           </w:p>
           <w:p/>
           <w:p>
             <w:proofErr w:type="spellStart"/>
+            <w:proofErr w:type="gramStart"/>
             <w:r>
               <w:t>plt.show</w:t>
             </w:r>
             <w:proofErr w:type="spellEnd"/>
+            <w:proofErr w:type="gramEnd"/>
             <w:r>
               <w:t>()</w:t>
             </w:r>
@@ -1787,7 +2193,6 @@
                 <w:noProof/>
                 <w:lang w:val="en-US"/>
               </w:rPr>
-              <w:lastRenderedPageBreak/>
               <w:drawing>
                 <wp:inline distT="0" distB="0" distL="0" distR="0" wp14:anchorId="4CE1A7D2" wp14:editId="07F01209">
                   <wp:extent cx="5731510" cy="4441825"/>
@@ -1804,7 +2209,7 @@
                           <pic:cNvPicPr/>
                         </pic:nvPicPr>
                         <pic:blipFill>
-                          <a:blip r:embed="rId7"/>
+                          <a:blip r:embed="rId8"/>
                           <a:stretch>
                             <a:fillRect/>
                           </a:stretch>
@@ -1845,20 +2250,19 @@
     <w:p>
       <w:pPr>
         <w:rPr>
+          <w:b/>
+          <w:bCs/>
           <w:lang w:val="en-US"/>
         </w:rPr>
       </w:pPr>
       <w:r>
         <w:rPr>
-          <w:lang w:val="en-US"/>
-        </w:rPr>
-        <w:t>Normal</w:t>
-      </w:r>
-      <w:r>
-        <w:rPr>
-          <w:lang w:val="en-US"/>
-        </w:rPr>
-        <w:t xml:space="preserve"> Distribution</w:t>
+          <w:b/>
+          <w:bCs/>
+          <w:lang w:val="en-US"/>
+        </w:rPr>
+        <w:lastRenderedPageBreak/>
+        <w:t>Normal Distribution</w:t>
       </w:r>
     </w:p>
     <w:tbl>
@@ -1893,10 +2297,12 @@
               <w:t xml:space="preserve">from </w:t>
             </w:r>
             <w:proofErr w:type="spellStart"/>
+            <w:proofErr w:type="gramStart"/>
             <w:r>
               <w:t>scipy.stats</w:t>
             </w:r>
             <w:proofErr w:type="spellEnd"/>
+            <w:proofErr w:type="gramEnd"/>
             <w:r>
               <w:t xml:space="preserve"> import norm</w:t>
             </w:r>
@@ -1906,10 +2312,12 @@
               <w:t xml:space="preserve">import </w:t>
             </w:r>
             <w:proofErr w:type="spellStart"/>
+            <w:proofErr w:type="gramStart"/>
             <w:r>
               <w:t>matplotlib.pyplot</w:t>
             </w:r>
             <w:proofErr w:type="spellEnd"/>
+            <w:proofErr w:type="gramEnd"/>
             <w:r>
               <w:t xml:space="preserve"> as </w:t>
             </w:r>
@@ -1941,10 +2349,12 @@
               <w:t xml:space="preserve">x = </w:t>
             </w:r>
             <w:proofErr w:type="spellStart"/>
+            <w:proofErr w:type="gramStart"/>
             <w:r>
               <w:t>np.linspace</w:t>
             </w:r>
             <w:proofErr w:type="spellEnd"/>
+            <w:proofErr w:type="gramEnd"/>
             <w:r>
               <w:t>(-4,4,100)</w:t>
             </w:r>
@@ -1957,13 +2367,18 @@
           </w:p>
           <w:p>
             <w:r>
-              <w:t>y = norm.pdf(</w:t>
+              <w:t xml:space="preserve">y = </w:t>
+            </w:r>
+            <w:proofErr w:type="gramStart"/>
+            <w:r>
+              <w:t>norm.pdf(</w:t>
             </w:r>
             <w:proofErr w:type="spellStart"/>
             <w:r>
               <w:t>x,mean</w:t>
             </w:r>
             <w:proofErr w:type="spellEnd"/>
+            <w:proofErr w:type="gramEnd"/>
             <w:r>
               <w:t xml:space="preserve">, </w:t>
             </w:r>
@@ -1979,58 +2394,78 @@
           <w:p/>
           <w:p>
             <w:proofErr w:type="spellStart"/>
+            <w:proofErr w:type="gramStart"/>
             <w:r>
               <w:t>plt.plot</w:t>
             </w:r>
             <w:proofErr w:type="spellEnd"/>
+            <w:proofErr w:type="gramEnd"/>
             <w:r>
               <w:t>(</w:t>
             </w:r>
             <w:proofErr w:type="spellStart"/>
+            <w:proofErr w:type="gramStart"/>
             <w:r>
               <w:t>x,y</w:t>
             </w:r>
             <w:proofErr w:type="spellEnd"/>
+            <w:proofErr w:type="gramEnd"/>
             <w:r>
               <w:t>)</w:t>
             </w:r>
           </w:p>
           <w:p>
             <w:proofErr w:type="spellStart"/>
+            <w:proofErr w:type="gramStart"/>
             <w:r>
               <w:t>plt.title</w:t>
             </w:r>
             <w:proofErr w:type="spellEnd"/>
-            <w:r>
-              <w:t>("Normal Distribution( Mean = 0, SD = 1)")</w:t>
-            </w:r>
-          </w:p>
-          <w:p>
-            <w:proofErr w:type="spellStart"/>
+            <w:proofErr w:type="gramEnd"/>
+            <w:r>
+              <w:t xml:space="preserve">("Normal </w:t>
+            </w:r>
+            <w:proofErr w:type="gramStart"/>
+            <w:r>
+              <w:t>Distribution( Mean</w:t>
+            </w:r>
+            <w:proofErr w:type="gramEnd"/>
+            <w:r>
+              <w:t xml:space="preserve"> = 0, SD = 1)")</w:t>
+            </w:r>
+          </w:p>
+          <w:p>
+            <w:proofErr w:type="spellStart"/>
+            <w:proofErr w:type="gramStart"/>
             <w:r>
               <w:t>plt.xlabel</w:t>
             </w:r>
             <w:proofErr w:type="spellEnd"/>
+            <w:proofErr w:type="gramEnd"/>
             <w:r>
               <w:t>("X Values")</w:t>
             </w:r>
           </w:p>
           <w:p>
             <w:proofErr w:type="spellStart"/>
+            <w:proofErr w:type="gramStart"/>
             <w:r>
               <w:t>plt.ylabel</w:t>
             </w:r>
             <w:proofErr w:type="spellEnd"/>
+            <w:proofErr w:type="gramEnd"/>
             <w:r>
               <w:t>("Probability Density")</w:t>
             </w:r>
           </w:p>
           <w:p>
             <w:proofErr w:type="spellStart"/>
+            <w:proofErr w:type="gramStart"/>
             <w:r>
               <w:t>plt.show</w:t>
             </w:r>
             <w:proofErr w:type="spellEnd"/>
+            <w:proofErr w:type="gramEnd"/>
             <w:r>
               <w:t>()</w:t>
             </w:r>
@@ -2087,9 +2522,9 @@
             </w:pPr>
             <w:r>
               <w:rPr>
+                <w:noProof/>
                 <w:lang w:val="en-US"/>
               </w:rPr>
-              <w:lastRenderedPageBreak/>
               <w:drawing>
                 <wp:inline distT="0" distB="0" distL="0" distR="0" wp14:anchorId="390009F9" wp14:editId="518B54EC">
                   <wp:extent cx="5731510" cy="4893310"/>
@@ -2106,7 +2541,7 @@
                           <pic:cNvPicPr/>
                         </pic:nvPicPr>
                         <pic:blipFill>
-                          <a:blip r:embed="rId8"/>
+                          <a:blip r:embed="rId9"/>
                           <a:stretch>
                             <a:fillRect/>
                           </a:stretch>
@@ -2137,16 +2572,15 @@
         </w:rPr>
       </w:pPr>
     </w:p>
-    <w:p>
-      <w:pPr>
-        <w:rPr>
-          <w:lang w:val="en-US"/>
-        </w:rPr>
-      </w:pPr>
-    </w:p>
     <w:sectPr>
       <w:pgSz w:w="11906" w:h="16838"/>
       <w:pgMar w:top="1440" w:right="1440" w:bottom="1440" w:left="1440" w:header="708" w:footer="708" w:gutter="0"/>
+      <w:pgBorders w:offsetFrom="page">
+        <w:top w:val="single" w:sz="4" w:space="24" w:color="auto"/>
+        <w:left w:val="single" w:sz="4" w:space="24" w:color="auto"/>
+        <w:bottom w:val="single" w:sz="4" w:space="24" w:color="auto"/>
+        <w:right w:val="single" w:sz="4" w:space="24" w:color="auto"/>
+      </w:pgBorders>
       <w:cols w:space="708"/>
       <w:docGrid w:linePitch="360"/>
     </w:sectPr>
@@ -2582,7 +3016,6 @@
     <w:next w:val="Normal"/>
     <w:link w:val="Heading2Char"/>
     <w:uiPriority w:val="9"/>
-    <w:semiHidden/>
     <w:unhideWhenUsed/>
     <w:qFormat/>
     <w:rsid w:val="00E22206"/>
@@ -2757,6 +3190,7 @@
   <w:style w:type="character" w:default="1" w:styleId="DefaultParagraphFont">
     <w:name w:val="Default Paragraph Font"/>
     <w:uiPriority w:val="1"/>
+    <w:semiHidden/>
     <w:unhideWhenUsed/>
   </w:style>
   <w:style w:type="table" w:default="1" w:styleId="TableNormal">
@@ -2798,7 +3232,6 @@
     <w:basedOn w:val="DefaultParagraphFont"/>
     <w:link w:val="Heading2"/>
     <w:uiPriority w:val="9"/>
-    <w:semiHidden/>
     <w:rsid w:val="00E22206"/>
     <w:rPr>
       <w:rFonts w:asciiTheme="majorHAnsi" w:eastAsiaTheme="majorEastAsia" w:hAnsiTheme="majorHAnsi" w:cstheme="majorBidi"/>
